--- a/铁路线路智能综合检测机器人/07-论文与学术资料/论文编撰/论文草稿/论文章节拆分_20260417_0259/学术版_精炼版_20260424_2051.docx
+++ b/铁路线路智能综合检测机器人/07-论文与学术资料/论文编撰/论文草稿/论文章节拆分_20260417_0259/学术版_精炼版_20260424_2051.docx
@@ -5,8 +5,7 @@
     <w:p>
       <w:pPr>
         <w:spacing w:before="480" w:after="240"/>
-        <w:ind w:firstLine="0"/>
-        <w:jc w:val="center"/>
+        <w:jc w:val="CENTER"/>
       </w:pPr>
       <w:r>
         <w:rPr>
@@ -21,8 +20,7 @@
     <w:p>
       <w:pPr>
         <w:spacing w:after="120"/>
-        <w:ind w:firstLine="0"/>
-        <w:jc w:val="center"/>
+        <w:jc w:val="CENTER"/>
       </w:pPr>
       <w:r>
         <w:rPr>
@@ -36,8 +34,7 @@
     <w:p>
       <w:pPr>
         <w:spacing w:after="120"/>
-        <w:ind w:firstLine="0"/>
-        <w:jc w:val="center"/>
+        <w:jc w:val="CENTER"/>
       </w:pPr>
       <w:r>
         <w:rPr>
@@ -51,8 +48,7 @@
     <w:p>
       <w:pPr>
         <w:spacing w:after="120"/>
-        <w:ind w:firstLine="0"/>
-        <w:jc w:val="center"/>
+        <w:jc w:val="CENTER"/>
       </w:pPr>
       <w:r>
         <w:rPr>
@@ -71,8 +67,7 @@
     <w:p>
       <w:pPr>
         <w:spacing w:after="80"/>
-        <w:ind w:firstLine="0"/>
-        <w:jc w:val="center"/>
+        <w:jc w:val="CENTER"/>
       </w:pPr>
       <w:r>
         <w:rPr>
@@ -115,8 +110,7 @@
     <w:p>
       <w:pPr>
         <w:spacing w:after="120"/>
-        <w:ind w:firstLine="0"/>
-        <w:jc w:val="left"/>
+        <w:jc w:val="LEFT"/>
       </w:pPr>
       <w:r>
         <w:rPr>
@@ -130,8 +124,7 @@
     <w:p>
       <w:pPr>
         <w:spacing w:after="80"/>
-        <w:ind w:firstLine="0"/>
-        <w:jc w:val="center"/>
+        <w:jc w:val="CENTER"/>
       </w:pPr>
       <w:r>
         <w:rPr>
@@ -160,8 +153,7 @@
     <w:p>
       <w:pPr>
         <w:spacing w:after="120"/>
-        <w:ind w:firstLine="0"/>
-        <w:jc w:val="left"/>
+        <w:jc w:val="LEFT"/>
       </w:pPr>
       <w:r>
         <w:rPr>
@@ -180,8 +172,7 @@
     <w:p>
       <w:pPr>
         <w:spacing w:before="280" w:after="120"/>
-        <w:ind w:firstLine="0"/>
-        <w:jc w:val="center"/>
+        <w:jc w:val="CENTER"/>
       </w:pPr>
       <w:r>
         <w:rPr>
@@ -196,8 +187,7 @@
     <w:p>
       <w:pPr>
         <w:spacing w:before="160" w:after="80"/>
-        <w:ind w:firstLine="0"/>
-        <w:jc w:val="left"/>
+        <w:jc w:val="LEFT"/>
       </w:pPr>
       <w:r>
         <w:rPr>
@@ -256,6 +246,7 @@
         <w:tblW w:type="auto" w:w="0"/>
         <w:jc w:val="center"/>
         <w:tblLook w:firstColumn="1" w:firstRow="1" w:lastColumn="0" w:lastRow="0" w:noHBand="0" w:noVBand="1" w:val="04A0"/>
+        <w:tblW w:type="dxa" w:w="7939"/>
         <w:tblBorders>
           <w:top w:val="single" w:sz="6" w:space="0" w:color="000000"/>
           <w:left w:val="single" w:sz="6" w:space="0" w:color="000000"/>
@@ -274,7 +265,7 @@
       <w:tr>
         <w:tc>
           <w:tcPr>
-            <w:tcW w:type="dxa" w:w="1400"/>
+            <w:tcW w:type="dxa" w:w="3119"/>
             <w:shd w:val="clear" w:color="auto" w:fill="D9E2F3"/>
             <w:vAlign w:val="center"/>
             <w:tcBorders>
@@ -294,8 +285,6 @@
             <w:pPr>
               <w:jc w:val="center"/>
             </w:pPr>
-            <w:spacing/>
-            <w:jc w:val="CENTER"/>
             <w:r>
               <w:rPr>
                 <w:rFonts w:ascii="SimHei" w:hAnsi="SimHei" w:eastAsia="黑体"/>
@@ -303,13 +292,13 @@
                 <w:sz w:val="21"/>
                 <w:szCs w:val="21"/>
               </w:rPr>
-              <w:t/>
+              <w:t xml:space="preserve">传感器</w:t>
             </w:r>
           </w:p>
         </w:tc>
         <w:tc>
           <w:tcPr>
-            <w:tcW w:type="dxa" w:w="1200"/>
+            <w:tcW w:type="dxa" w:w="1418"/>
             <w:shd w:val="clear" w:color="auto" w:fill="D9E2F3"/>
             <w:vAlign w:val="center"/>
             <w:tcBorders>
@@ -329,8 +318,6 @@
             <w:pPr>
               <w:jc w:val="center"/>
             </w:pPr>
-            <w:spacing/>
-            <w:jc w:val="CENTER"/>
             <w:r>
               <w:rPr>
                 <w:rFonts w:ascii="SimHei" w:hAnsi="SimHei" w:eastAsia="黑体"/>
@@ -338,13 +325,13 @@
                 <w:sz w:val="21"/>
                 <w:szCs w:val="21"/>
               </w:rPr>
-              <w:t/>
+              <w:t xml:space="preserve">采样率</w:t>
             </w:r>
           </w:p>
         </w:tc>
         <w:tc>
           <w:tcPr>
-            <w:tcW w:type="dxa" w:w="1200"/>
+            <w:tcW w:type="dxa" w:w="1418"/>
             <w:shd w:val="clear" w:color="auto" w:fill="D9E2F3"/>
             <w:vAlign w:val="center"/>
             <w:tcBorders>
@@ -364,8 +351,6 @@
             <w:pPr>
               <w:jc w:val="center"/>
             </w:pPr>
-            <w:spacing/>
-            <w:jc w:val="CENTER"/>
             <w:r>
               <w:rPr>
                 <w:rFonts w:ascii="SimHei" w:hAnsi="SimHei" w:eastAsia="黑体"/>
@@ -373,13 +358,13 @@
                 <w:sz w:val="21"/>
                 <w:szCs w:val="21"/>
               </w:rPr>
-              <w:t/>
+              <w:t xml:space="preserve">采样间隔</w:t>
             </w:r>
           </w:p>
         </w:tc>
         <w:tc>
           <w:tcPr>
-            <w:tcW w:type="dxa" w:w="2200"/>
+            <w:tcW w:type="dxa" w:w="1984"/>
             <w:shd w:val="clear" w:color="auto" w:fill="D9E2F3"/>
             <w:vAlign w:val="center"/>
             <w:tcBorders>
@@ -399,8 +384,6 @@
             <w:pPr>
               <w:jc w:val="center"/>
             </w:pPr>
-            <w:spacing/>
-            <w:jc w:val="CENTER"/>
             <w:r>
               <w:rPr>
                 <w:rFonts w:ascii="SimHei" w:hAnsi="SimHei" w:eastAsia="黑体"/>
@@ -408,7 +391,7 @@
                 <w:sz w:val="21"/>
                 <w:szCs w:val="21"/>
               </w:rPr>
-              <w:t/>
+              <w:t xml:space="preserve">主导功能</w:t>
             </w:r>
           </w:p>
         </w:tc>
@@ -416,7 +399,7 @@
       <w:tr>
         <w:tc>
           <w:tcPr>
-            <w:tcW w:type="dxa" w:w="1400"/>
+            <w:tcW w:type="dxa" w:w="3119"/>
             <w:vAlign w:val="center"/>
             <w:tcBorders>
               <w:top w:val="single" w:sz="6" w:space="0" w:color="000000"/>
@@ -435,22 +418,19 @@
             <w:pPr>
               <w:jc w:val="center"/>
             </w:pPr>
-            <w:spacing/>
-            <w:jc w:val="CENTER"/>
             <w:r>
               <w:rPr>
                 <w:rFonts w:ascii="SimSun" w:hAnsi="SimSun" w:eastAsia="宋体"/>
-                <w:b/>
                 <w:sz w:val="21"/>
                 <w:szCs w:val="21"/>
               </w:rPr>
-              <w:t/>
+              <w:t xml:space="preserve">2D工业相机</w:t>
             </w:r>
           </w:p>
         </w:tc>
         <w:tc>
           <w:tcPr>
-            <w:tcW w:type="dxa" w:w="1200"/>
+            <w:tcW w:type="dxa" w:w="1418"/>
             <w:vAlign w:val="center"/>
             <w:tcBorders>
               <w:top w:val="single" w:sz="6" w:space="0" w:color="000000"/>
@@ -469,22 +449,19 @@
             <w:pPr>
               <w:jc w:val="center"/>
             </w:pPr>
-            <w:spacing/>
-            <w:jc w:val="CENTER"/>
             <w:r>
               <w:rPr>
                 <w:rFonts w:ascii="SimSun" w:hAnsi="SimSun" w:eastAsia="宋体"/>
-                <w:b/>
                 <w:sz w:val="21"/>
                 <w:szCs w:val="21"/>
               </w:rPr>
-              <w:t/>
+              <w:t xml:space="preserve">20 fps</w:t>
             </w:r>
           </w:p>
         </w:tc>
         <w:tc>
           <w:tcPr>
-            <w:tcW w:type="dxa" w:w="1200"/>
+            <w:tcW w:type="dxa" w:w="1418"/>
             <w:vAlign w:val="center"/>
             <w:tcBorders>
               <w:top w:val="single" w:sz="6" w:space="0" w:color="000000"/>
@@ -503,22 +480,19 @@
             <w:pPr>
               <w:jc w:val="center"/>
             </w:pPr>
-            <w:spacing/>
-            <w:jc w:val="CENTER"/>
             <w:r>
               <w:rPr>
                 <w:rFonts w:ascii="SimSun" w:hAnsi="SimSun" w:eastAsia="宋体"/>
-                <w:b/>
                 <w:sz w:val="21"/>
                 <w:szCs w:val="21"/>
               </w:rPr>
-              <w:t/>
+              <w:t xml:space="preserve">50 ms</w:t>
             </w:r>
           </w:p>
         </w:tc>
         <w:tc>
           <w:tcPr>
-            <w:tcW w:type="dxa" w:w="2200"/>
+            <w:tcW w:type="dxa" w:w="1984"/>
             <w:vAlign w:val="center"/>
             <w:tcBorders>
               <w:top w:val="single" w:sz="6" w:space="0" w:color="000000"/>
@@ -537,16 +511,13 @@
             <w:pPr>
               <w:jc w:val="center"/>
             </w:pPr>
-            <w:spacing/>
-            <w:jc w:val="CENTER"/>
             <w:r>
               <w:rPr>
                 <w:rFonts w:ascii="SimSun" w:hAnsi="SimSun" w:eastAsia="宋体"/>
-                <w:b/>
                 <w:sz w:val="21"/>
                 <w:szCs w:val="21"/>
               </w:rPr>
-              <w:t/>
+              <w:t xml:space="preserve">视觉缺陷检测</w:t>
             </w:r>
           </w:p>
         </w:tc>
@@ -554,7 +525,7 @@
       <w:tr>
         <w:tc>
           <w:tcPr>
-            <w:tcW w:type="dxa" w:w="1400"/>
+            <w:tcW w:type="dxa" w:w="3119"/>
             <w:vAlign w:val="center"/>
             <w:tcBorders>
               <w:top w:val="single" w:sz="6" w:space="0" w:color="000000"/>
@@ -573,22 +544,19 @@
             <w:pPr>
               <w:jc w:val="center"/>
             </w:pPr>
-            <w:spacing/>
-            <w:jc w:val="CENTER"/>
             <w:r>
               <w:rPr>
                 <w:rFonts w:ascii="SimSun" w:hAnsi="SimSun" w:eastAsia="宋体"/>
-                <w:b/>
                 <w:sz w:val="21"/>
                 <w:szCs w:val="21"/>
               </w:rPr>
-              <w:t/>
+              <w:t xml:space="preserve">3D线激光</w:t>
             </w:r>
           </w:p>
         </w:tc>
         <w:tc>
           <w:tcPr>
-            <w:tcW w:type="dxa" w:w="1200"/>
+            <w:tcW w:type="dxa" w:w="1418"/>
             <w:vAlign w:val="center"/>
             <w:tcBorders>
               <w:top w:val="single" w:sz="6" w:space="0" w:color="000000"/>
@@ -607,22 +575,19 @@
             <w:pPr>
               <w:jc w:val="center"/>
             </w:pPr>
-            <w:spacing/>
-            <w:jc w:val="CENTER"/>
             <w:r>
               <w:rPr>
                 <w:rFonts w:ascii="SimSun" w:hAnsi="SimSun" w:eastAsia="宋体"/>
-                <w:b/>
                 <w:sz w:val="21"/>
                 <w:szCs w:val="21"/>
               </w:rPr>
-              <w:t/>
+              <w:t xml:space="preserve">20000 Hz</w:t>
             </w:r>
           </w:p>
         </w:tc>
         <w:tc>
           <w:tcPr>
-            <w:tcW w:type="dxa" w:w="1200"/>
+            <w:tcW w:type="dxa" w:w="1418"/>
             <w:vAlign w:val="center"/>
             <w:tcBorders>
               <w:top w:val="single" w:sz="6" w:space="0" w:color="000000"/>
@@ -641,22 +606,19 @@
             <w:pPr>
               <w:jc w:val="center"/>
             </w:pPr>
-            <w:spacing/>
-            <w:jc w:val="CENTER"/>
             <w:r>
               <w:rPr>
                 <w:rFonts w:ascii="SimSun" w:hAnsi="SimSun" w:eastAsia="宋体"/>
-                <w:b/>
                 <w:sz w:val="21"/>
                 <w:szCs w:val="21"/>
               </w:rPr>
-              <w:t/>
+              <w:t xml:space="preserve">0.05 ms</w:t>
             </w:r>
           </w:p>
         </w:tc>
         <w:tc>
           <w:tcPr>
-            <w:tcW w:type="dxa" w:w="2200"/>
+            <w:tcW w:type="dxa" w:w="1984"/>
             <w:vAlign w:val="center"/>
             <w:tcBorders>
               <w:top w:val="single" w:sz="6" w:space="0" w:color="000000"/>
@@ -675,16 +637,13 @@
             <w:pPr>
               <w:jc w:val="center"/>
             </w:pPr>
-            <w:spacing/>
-            <w:jc w:val="CENTER"/>
             <w:r>
               <w:rPr>
                 <w:rFonts w:ascii="SimSun" w:hAnsi="SimSun" w:eastAsia="宋体"/>
-                <w:b/>
                 <w:sz w:val="21"/>
                 <w:szCs w:val="21"/>
               </w:rPr>
-              <w:t/>
+              <w:t xml:space="preserve">轮廓/波磨检测</w:t>
             </w:r>
           </w:p>
         </w:tc>
@@ -692,7 +651,7 @@
       <w:tr>
         <w:tc>
           <w:tcPr>
-            <w:tcW w:type="dxa" w:w="1400"/>
+            <w:tcW w:type="dxa" w:w="3119"/>
             <w:vAlign w:val="center"/>
             <w:tcBorders>
               <w:top w:val="single" w:sz="6" w:space="0" w:color="000000"/>
@@ -711,22 +670,19 @@
             <w:pPr>
               <w:jc w:val="center"/>
             </w:pPr>
-            <w:spacing/>
-            <w:jc w:val="CENTER"/>
             <w:r>
               <w:rPr>
                 <w:rFonts w:ascii="SimSun" w:hAnsi="SimSun" w:eastAsia="宋体"/>
-                <w:b/>
                 <w:sz w:val="21"/>
                 <w:szCs w:val="21"/>
               </w:rPr>
-              <w:t/>
+              <w:t xml:space="preserve">IMU (HWT905)</w:t>
             </w:r>
           </w:p>
         </w:tc>
         <w:tc>
           <w:tcPr>
-            <w:tcW w:type="dxa" w:w="1200"/>
+            <w:tcW w:type="dxa" w:w="1418"/>
             <w:vAlign w:val="center"/>
             <w:tcBorders>
               <w:top w:val="single" w:sz="6" w:space="0" w:color="000000"/>
@@ -745,22 +701,19 @@
             <w:pPr>
               <w:jc w:val="center"/>
             </w:pPr>
-            <w:spacing/>
-            <w:jc w:val="CENTER"/>
             <w:r>
               <w:rPr>
                 <w:rFonts w:ascii="SimSun" w:hAnsi="SimSun" w:eastAsia="宋体"/>
-                <w:b/>
                 <w:sz w:val="21"/>
                 <w:szCs w:val="21"/>
               </w:rPr>
-              <w:t/>
+              <w:t xml:space="preserve">200 Hz</w:t>
             </w:r>
           </w:p>
         </w:tc>
         <w:tc>
           <w:tcPr>
-            <w:tcW w:type="dxa" w:w="1200"/>
+            <w:tcW w:type="dxa" w:w="1418"/>
             <w:vAlign w:val="center"/>
             <w:tcBorders>
               <w:top w:val="single" w:sz="6" w:space="0" w:color="000000"/>
@@ -779,22 +732,19 @@
             <w:pPr>
               <w:jc w:val="center"/>
             </w:pPr>
-            <w:spacing/>
-            <w:jc w:val="CENTER"/>
             <w:r>
               <w:rPr>
                 <w:rFonts w:ascii="SimSun" w:hAnsi="SimSun" w:eastAsia="宋体"/>
-                <w:b/>
                 <w:sz w:val="21"/>
                 <w:szCs w:val="21"/>
               </w:rPr>
-              <w:t/>
+              <w:t xml:space="preserve">5 ms</w:t>
             </w:r>
           </w:p>
         </w:tc>
         <w:tc>
           <w:tcPr>
-            <w:tcW w:type="dxa" w:w="2200"/>
+            <w:tcW w:type="dxa" w:w="1984"/>
             <w:vAlign w:val="center"/>
             <w:tcBorders>
               <w:top w:val="single" w:sz="6" w:space="0" w:color="000000"/>
@@ -813,16 +763,13 @@
             <w:pPr>
               <w:jc w:val="center"/>
             </w:pPr>
-            <w:spacing/>
-            <w:jc w:val="CENTER"/>
             <w:r>
               <w:rPr>
                 <w:rFonts w:ascii="SimSun" w:hAnsi="SimSun" w:eastAsia="宋体"/>
-                <w:b/>
                 <w:sz w:val="21"/>
                 <w:szCs w:val="21"/>
               </w:rPr>
-              <w:t/>
+              <w:t xml:space="preserve">姿态测量</w:t>
             </w:r>
           </w:p>
         </w:tc>
@@ -830,7 +777,7 @@
       <w:tr>
         <w:tc>
           <w:tcPr>
-            <w:tcW w:type="dxa" w:w="1400"/>
+            <w:tcW w:type="dxa" w:w="3119"/>
             <w:vAlign w:val="center"/>
             <w:tcBorders>
               <w:top w:val="single" w:sz="6" w:space="0" w:color="000000"/>
@@ -849,22 +796,19 @@
             <w:pPr>
               <w:jc w:val="center"/>
             </w:pPr>
-            <w:spacing/>
-            <w:jc w:val="CENTER"/>
             <w:r>
               <w:rPr>
                 <w:rFonts w:ascii="SimSun" w:hAnsi="SimSun" w:eastAsia="宋体"/>
-                <w:b/>
                 <w:sz w:val="21"/>
                 <w:szCs w:val="21"/>
               </w:rPr>
-              <w:t/>
+              <w:t xml:space="preserve">单点测距传感器</w:t>
             </w:r>
           </w:p>
         </w:tc>
         <w:tc>
           <w:tcPr>
-            <w:tcW w:type="dxa" w:w="1200"/>
+            <w:tcW w:type="dxa" w:w="1418"/>
             <w:vAlign w:val="center"/>
             <w:tcBorders>
               <w:top w:val="single" w:sz="6" w:space="0" w:color="000000"/>
@@ -883,22 +827,19 @@
             <w:pPr>
               <w:jc w:val="center"/>
             </w:pPr>
-            <w:spacing/>
-            <w:jc w:val="CENTER"/>
             <w:r>
               <w:rPr>
                 <w:rFonts w:ascii="SimSun" w:hAnsi="SimSun" w:eastAsia="宋体"/>
-                <w:b/>
                 <w:sz w:val="21"/>
                 <w:szCs w:val="21"/>
               </w:rPr>
-              <w:t/>
+              <w:t xml:space="preserve">2000 Hz</w:t>
             </w:r>
           </w:p>
         </w:tc>
         <w:tc>
           <w:tcPr>
-            <w:tcW w:type="dxa" w:w="1200"/>
+            <w:tcW w:type="dxa" w:w="1418"/>
             <w:vAlign w:val="center"/>
             <w:tcBorders>
               <w:top w:val="single" w:sz="6" w:space="0" w:color="000000"/>
@@ -917,22 +858,19 @@
             <w:pPr>
               <w:jc w:val="center"/>
             </w:pPr>
-            <w:spacing/>
-            <w:jc w:val="CENTER"/>
             <w:r>
               <w:rPr>
                 <w:rFonts w:ascii="SimSun" w:hAnsi="SimSun" w:eastAsia="宋体"/>
-                <w:b/>
                 <w:sz w:val="21"/>
                 <w:szCs w:val="21"/>
               </w:rPr>
-              <w:t/>
+              <w:t xml:space="preserve">0.5 ms</w:t>
             </w:r>
           </w:p>
         </w:tc>
         <w:tc>
           <w:tcPr>
-            <w:tcW w:type="dxa" w:w="2200"/>
+            <w:tcW w:type="dxa" w:w="1984"/>
             <w:vAlign w:val="center"/>
             <w:tcBorders>
               <w:top w:val="single" w:sz="6" w:space="0" w:color="000000"/>
@@ -951,16 +889,13 @@
             <w:pPr>
               <w:jc w:val="center"/>
             </w:pPr>
-            <w:spacing/>
-            <w:jc w:val="CENTER"/>
             <w:r>
               <w:rPr>
                 <w:rFonts w:ascii="SimSun" w:hAnsi="SimSun" w:eastAsia="宋体"/>
-                <w:b/>
                 <w:sz w:val="21"/>
                 <w:szCs w:val="21"/>
               </w:rPr>
-              <w:t/>
+              <w:t xml:space="preserve">高低检测</w:t>
             </w:r>
           </w:p>
         </w:tc>
@@ -968,7 +903,7 @@
       <w:tr>
         <w:tc>
           <w:tcPr>
-            <w:tcW w:type="dxa" w:w="1400"/>
+            <w:tcW w:type="dxa" w:w="3119"/>
             <w:vAlign w:val="center"/>
             <w:tcBorders>
               <w:top w:val="single" w:sz="6" w:space="0" w:color="000000"/>
@@ -987,22 +922,19 @@
             <w:pPr>
               <w:jc w:val="center"/>
             </w:pPr>
-            <w:spacing/>
-            <w:jc w:val="CENTER"/>
             <w:r>
               <w:rPr>
                 <w:rFonts w:ascii="SimSun" w:hAnsi="SimSun" w:eastAsia="宋体"/>
-                <w:b/>
                 <w:sz w:val="21"/>
                 <w:szCs w:val="21"/>
               </w:rPr>
-              <w:t/>
+              <w:t xml:space="preserve">测距传感器矩阵</w:t>
             </w:r>
           </w:p>
         </w:tc>
         <w:tc>
           <w:tcPr>
-            <w:tcW w:type="dxa" w:w="1200"/>
+            <w:tcW w:type="dxa" w:w="1418"/>
             <w:vAlign w:val="center"/>
             <w:tcBorders>
               <w:top w:val="single" w:sz="6" w:space="0" w:color="000000"/>
@@ -1021,22 +953,19 @@
             <w:pPr>
               <w:jc w:val="center"/>
             </w:pPr>
-            <w:spacing/>
-            <w:jc w:val="CENTER"/>
             <w:r>
               <w:rPr>
                 <w:rFonts w:ascii="SimSun" w:hAnsi="SimSun" w:eastAsia="宋体"/>
-                <w:b/>
                 <w:sz w:val="21"/>
                 <w:szCs w:val="21"/>
               </w:rPr>
-              <w:t/>
+              <w:t xml:space="preserve">约1000 Hz</w:t>
             </w:r>
           </w:p>
         </w:tc>
         <w:tc>
           <w:tcPr>
-            <w:tcW w:type="dxa" w:w="1200"/>
+            <w:tcW w:type="dxa" w:w="1418"/>
             <w:vAlign w:val="center"/>
             <w:tcBorders>
               <w:top w:val="single" w:sz="6" w:space="0" w:color="000000"/>
@@ -1055,22 +984,19 @@
             <w:pPr>
               <w:jc w:val="center"/>
             </w:pPr>
-            <w:spacing/>
-            <w:jc w:val="CENTER"/>
             <w:r>
               <w:rPr>
                 <w:rFonts w:ascii="SimSun" w:hAnsi="SimSun" w:eastAsia="宋体"/>
-                <w:b/>
                 <w:sz w:val="21"/>
                 <w:szCs w:val="21"/>
               </w:rPr>
-              <w:t/>
+              <w:t xml:space="preserve">1 ms</w:t>
             </w:r>
           </w:p>
         </w:tc>
         <w:tc>
           <w:tcPr>
-            <w:tcW w:type="dxa" w:w="2200"/>
+            <w:tcW w:type="dxa" w:w="1984"/>
             <w:vAlign w:val="center"/>
             <w:tcBorders>
               <w:top w:val="single" w:sz="6" w:space="0" w:color="000000"/>
@@ -1089,16 +1015,13 @@
             <w:pPr>
               <w:jc w:val="center"/>
             </w:pPr>
-            <w:spacing/>
-            <w:jc w:val="CENTER"/>
             <w:r>
               <w:rPr>
                 <w:rFonts w:ascii="SimSun" w:hAnsi="SimSun" w:eastAsia="宋体"/>
-                <w:b/>
                 <w:sz w:val="21"/>
                 <w:szCs w:val="21"/>
               </w:rPr>
-              <w:t/>
+              <w:t xml:space="preserve">轨距检测</w:t>
             </w:r>
           </w:p>
         </w:tc>
@@ -1149,8 +1072,7 @@
     <w:p>
       <w:pPr>
         <w:spacing w:before="160" w:after="80"/>
-        <w:ind w:firstLine="0"/>
-        <w:jc w:val="left"/>
+        <w:jc w:val="LEFT"/>
       </w:pPr>
       <w:r>
         <w:rPr>
@@ -1179,8 +1101,7 @@
     <w:p>
       <w:pPr>
         <w:spacing w:before="160" w:after="80"/>
-        <w:ind w:firstLine="0"/>
-        <w:jc w:val="left"/>
+        <w:jc w:val="LEFT"/>
       </w:pPr>
       <w:r>
         <w:rPr>
@@ -1256,8 +1177,7 @@
     <w:p>
       <w:pPr>
         <w:spacing w:before="280" w:after="120"/>
-        <w:ind w:firstLine="0"/>
-        <w:jc w:val="center"/>
+        <w:jc w:val="CENTER"/>
       </w:pPr>
       <w:r>
         <w:rPr>
@@ -1272,8 +1192,7 @@
     <w:p>
       <w:pPr>
         <w:spacing w:before="160" w:after="80"/>
-        <w:ind w:firstLine="0"/>
-        <w:jc w:val="left"/>
+        <w:jc w:val="LEFT"/>
       </w:pPr>
       <w:r>
         <w:rPr>
@@ -1288,8 +1207,7 @@
     <w:p>
       <w:pPr>
         <w:spacing w:before="280" w:after="120"/>
-        <w:ind w:firstLine="0"/>
-        <w:jc w:val="center"/>
+        <w:jc w:val="CENTER"/>
       </w:pPr>
       <w:r>
         <w:rPr>
@@ -1306,6 +1224,7 @@
         <w:tblW w:type="auto" w:w="0"/>
         <w:jc w:val="center"/>
         <w:tblLook w:firstColumn="1" w:firstRow="1" w:lastColumn="0" w:lastRow="0" w:noHBand="0" w:noVBand="1" w:val="04A0"/>
+        <w:tblW w:type="dxa" w:w="6900"/>
         <w:tblBorders>
           <w:top w:val="single" w:sz="6" w:space="0" w:color="000000"/>
           <w:left w:val="single" w:sz="6" w:space="0" w:color="000000"/>
@@ -1345,8 +1264,6 @@
             <w:pPr>
               <w:jc w:val="center"/>
             </w:pPr>
-            <w:spacing/>
-            <w:jc w:val="CENTER"/>
             <w:r>
               <w:rPr>
                 <w:rFonts w:ascii="SimHei" w:hAnsi="SimHei" w:eastAsia="黑体"/>
@@ -1354,42 +1271,7 @@
                 <w:sz w:val="21"/>
                 <w:szCs w:val="21"/>
               </w:rPr>
-              <w:t/>
-            </w:r>
-          </w:p>
-        </w:tc>
-        <w:tc>
-          <w:tcPr>
-            <w:tcW w:type="dxa" w:w="1500"/>
-            <w:shd w:val="clear" w:color="auto" w:fill="D9E2F3"/>
-            <w:vAlign w:val="center"/>
-            <w:tcBorders>
-              <w:top w:val="single" w:sz="6" w:space="0" w:color="000000"/>
-              <w:left w:val="single" w:sz="6" w:space="0" w:color="000000"/>
-              <w:bottom w:val="single" w:sz="6" w:space="0" w:color="000000"/>
-              <w:right w:val="single" w:sz="6" w:space="0" w:color="000000"/>
-            </w:tcBorders>
-            <w:tcMar>
-              <w:top w:w="60" w:type="dxa"/>
-              <w:bottom w:w="60" w:type="dxa"/>
-              <w:left w:w="100" w:type="dxa"/>
-              <w:right w:w="100" w:type="dxa"/>
-            </w:tcMar>
-          </w:tcPr>
-          <w:p>
-            <w:pPr>
-              <w:jc w:val="center"/>
-            </w:pPr>
-            <w:spacing/>
-            <w:jc w:val="CENTER"/>
-            <w:r>
-              <w:rPr>
-                <w:rFonts w:ascii="SimHei" w:hAnsi="SimHei" w:eastAsia="黑体"/>
-                <w:b/>
-                <w:sz w:val="21"/>
-                <w:szCs w:val="21"/>
-              </w:rPr>
-              <w:t/>
+              <w:t xml:space="preserve">序号</w:t>
             </w:r>
           </w:p>
         </w:tc>
@@ -1415,8 +1297,6 @@
             <w:pPr>
               <w:jc w:val="center"/>
             </w:pPr>
-            <w:spacing/>
-            <w:jc w:val="CENTER"/>
             <w:r>
               <w:rPr>
                 <w:rFonts w:ascii="SimHei" w:hAnsi="SimHei" w:eastAsia="黑体"/>
@@ -1424,7 +1304,40 @@
                 <w:sz w:val="21"/>
                 <w:szCs w:val="21"/>
               </w:rPr>
-              <w:t/>
+              <w:t xml:space="preserve">检测功能</w:t>
+            </w:r>
+          </w:p>
+        </w:tc>
+        <w:tc>
+          <w:tcPr>
+            <w:tcW w:type="dxa" w:w="1700"/>
+            <w:shd w:val="clear" w:color="auto" w:fill="D9E2F3"/>
+            <w:vAlign w:val="center"/>
+            <w:tcBorders>
+              <w:top w:val="single" w:sz="6" w:space="0" w:color="000000"/>
+              <w:left w:val="single" w:sz="6" w:space="0" w:color="000000"/>
+              <w:bottom w:val="single" w:sz="6" w:space="0" w:color="000000"/>
+              <w:right w:val="single" w:sz="6" w:space="0" w:color="000000"/>
+            </w:tcBorders>
+            <w:tcMar>
+              <w:top w:w="60" w:type="dxa"/>
+              <w:bottom w:w="60" w:type="dxa"/>
+              <w:left w:w="100" w:type="dxa"/>
+              <w:right w:w="100" w:type="dxa"/>
+            </w:tcMar>
+          </w:tcPr>
+          <w:p>
+            <w:pPr>
+              <w:jc w:val="center"/>
+            </w:pPr>
+            <w:r>
+              <w:rPr>
+                <w:rFonts w:ascii="SimHei" w:hAnsi="SimHei" w:eastAsia="黑体"/>
+                <w:b/>
+                <w:sz w:val="21"/>
+                <w:szCs w:val="21"/>
+              </w:rPr>
+              <w:t xml:space="preserve">检测对象</w:t>
             </w:r>
           </w:p>
         </w:tc>
@@ -1450,8 +1363,6 @@
             <w:pPr>
               <w:jc w:val="center"/>
             </w:pPr>
-            <w:spacing/>
-            <w:jc w:val="CENTER"/>
             <w:r>
               <w:rPr>
                 <w:rFonts w:ascii="SimHei" w:hAnsi="SimHei" w:eastAsia="黑体"/>
@@ -1459,13 +1370,13 @@
                 <w:sz w:val="21"/>
                 <w:szCs w:val="21"/>
               </w:rPr>
-              <w:t/>
+              <w:t xml:space="preserve">精度要求</w:t>
             </w:r>
           </w:p>
         </w:tc>
         <w:tc>
           <w:tcPr>
-            <w:tcW w:type="dxa" w:w="2000"/>
+            <w:tcW w:type="dxa" w:w="1800"/>
             <w:shd w:val="clear" w:color="auto" w:fill="D9E2F3"/>
             <w:vAlign w:val="center"/>
             <w:tcBorders>
@@ -1485,8 +1396,6 @@
             <w:pPr>
               <w:jc w:val="center"/>
             </w:pPr>
-            <w:spacing/>
-            <w:jc w:val="CENTER"/>
             <w:r>
               <w:rPr>
                 <w:rFonts w:ascii="SimHei" w:hAnsi="SimHei" w:eastAsia="黑体"/>
@@ -1494,7 +1403,7 @@
                 <w:sz w:val="21"/>
                 <w:szCs w:val="21"/>
               </w:rPr>
-              <w:t/>
+              <w:t xml:space="preserve">核心算法</w:t>
             </w:r>
           </w:p>
         </w:tc>
@@ -1521,50 +1430,13 @@
             <w:pPr>
               <w:jc w:val="center"/>
             </w:pPr>
-            <w:spacing/>
-            <w:jc w:val="CENTER"/>
             <w:r>
               <w:rPr>
                 <w:rFonts w:ascii="SimSun" w:hAnsi="SimSun" w:eastAsia="宋体"/>
-                <w:b/>
                 <w:sz w:val="21"/>
                 <w:szCs w:val="21"/>
               </w:rPr>
-              <w:t/>
-            </w:r>
-          </w:p>
-        </w:tc>
-        <w:tc>
-          <w:tcPr>
-            <w:tcW w:type="dxa" w:w="1500"/>
-            <w:vAlign w:val="center"/>
-            <w:tcBorders>
-              <w:top w:val="single" w:sz="6" w:space="0" w:color="000000"/>
-              <w:left w:val="single" w:sz="6" w:space="0" w:color="000000"/>
-              <w:bottom w:val="single" w:sz="6" w:space="0" w:color="000000"/>
-              <w:right w:val="single" w:sz="6" w:space="0" w:color="000000"/>
-            </w:tcBorders>
-            <w:tcMar>
-              <w:top w:w="60" w:type="dxa"/>
-              <w:bottom w:w="60" w:type="dxa"/>
-              <w:left w:w="100" w:type="dxa"/>
-              <w:right w:w="100" w:type="dxa"/>
-            </w:tcMar>
-          </w:tcPr>
-          <w:p>
-            <w:pPr>
-              <w:jc w:val="center"/>
-            </w:pPr>
-            <w:spacing/>
-            <w:jc w:val="CENTER"/>
-            <w:r>
-              <w:rPr>
-                <w:rFonts w:ascii="SimSun" w:hAnsi="SimSun" w:eastAsia="宋体"/>
-                <w:b/>
-                <w:sz w:val="21"/>
-                <w:szCs w:val="21"/>
-              </w:rPr>
-              <w:t/>
+              <w:t xml:space="preserve">01</w:t>
             </w:r>
           </w:p>
         </w:tc>
@@ -1589,16 +1461,44 @@
             <w:pPr>
               <w:jc w:val="center"/>
             </w:pPr>
-            <w:spacing/>
-            <w:jc w:val="CENTER"/>
             <w:r>
               <w:rPr>
                 <w:rFonts w:ascii="SimSun" w:hAnsi="SimSun" w:eastAsia="宋体"/>
-                <w:b/>
                 <w:sz w:val="21"/>
                 <w:szCs w:val="21"/>
               </w:rPr>
-              <w:t/>
+              <w:t xml:space="preserve">轨面缺陷检测</w:t>
+            </w:r>
+          </w:p>
+        </w:tc>
+        <w:tc>
+          <w:tcPr>
+            <w:tcW w:type="dxa" w:w="1700"/>
+            <w:vAlign w:val="center"/>
+            <w:tcBorders>
+              <w:top w:val="single" w:sz="6" w:space="0" w:color="000000"/>
+              <w:left w:val="single" w:sz="6" w:space="0" w:color="000000"/>
+              <w:bottom w:val="single" w:sz="6" w:space="0" w:color="000000"/>
+              <w:right w:val="single" w:sz="6" w:space="0" w:color="000000"/>
+            </w:tcBorders>
+            <w:tcMar>
+              <w:top w:w="60" w:type="dxa"/>
+              <w:bottom w:w="60" w:type="dxa"/>
+              <w:left w:w="100" w:type="dxa"/>
+              <w:right w:w="100" w:type="dxa"/>
+            </w:tcMar>
+          </w:tcPr>
+          <w:p>
+            <w:pPr>
+              <w:jc w:val="center"/>
+            </w:pPr>
+            <w:r>
+              <w:rPr>
+                <w:rFonts w:ascii="SimSun" w:hAnsi="SimSun" w:eastAsia="宋体"/>
+                <w:sz w:val="21"/>
+                <w:szCs w:val="21"/>
+              </w:rPr>
+              <w:t xml:space="preserve">裂纹、掉块、凹陷</w:t>
             </w:r>
           </w:p>
         </w:tc>
@@ -1623,22 +1523,19 @@
             <w:pPr>
               <w:jc w:val="center"/>
             </w:pPr>
-            <w:spacing/>
-            <w:jc w:val="CENTER"/>
             <w:r>
               <w:rPr>
                 <w:rFonts w:ascii="SimSun" w:hAnsi="SimSun" w:eastAsia="宋体"/>
-                <w:b/>
                 <w:sz w:val="21"/>
                 <w:szCs w:val="21"/>
               </w:rPr>
-              <w:t/>
+              <w:t xml:space="preserve">+/-5 mm</w:t>
             </w:r>
           </w:p>
         </w:tc>
         <w:tc>
           <w:tcPr>
-            <w:tcW w:type="dxa" w:w="2000"/>
+            <w:tcW w:type="dxa" w:w="1800"/>
             <w:vAlign w:val="center"/>
             <w:tcBorders>
               <w:top w:val="single" w:sz="6" w:space="0" w:color="000000"/>
@@ -1657,16 +1554,13 @@
             <w:pPr>
               <w:jc w:val="center"/>
             </w:pPr>
-            <w:spacing/>
-            <w:jc w:val="CENTER"/>
             <w:r>
               <w:rPr>
                 <w:rFonts w:ascii="SimSun" w:hAnsi="SimSun" w:eastAsia="宋体"/>
-                <w:b/>
                 <w:sz w:val="21"/>
                 <w:szCs w:val="21"/>
               </w:rPr>
-              <w:t/>
+              <w:t xml:space="preserve">YOLOv8m目标检测</w:t>
             </w:r>
           </w:p>
         </w:tc>
@@ -1693,50 +1587,13 @@
             <w:pPr>
               <w:jc w:val="center"/>
             </w:pPr>
-            <w:spacing/>
-            <w:jc w:val="CENTER"/>
             <w:r>
               <w:rPr>
                 <w:rFonts w:ascii="SimSun" w:hAnsi="SimSun" w:eastAsia="宋体"/>
-                <w:b/>
                 <w:sz w:val="21"/>
                 <w:szCs w:val="21"/>
               </w:rPr>
-              <w:t/>
-            </w:r>
-          </w:p>
-        </w:tc>
-        <w:tc>
-          <w:tcPr>
-            <w:tcW w:type="dxa" w:w="1500"/>
-            <w:vAlign w:val="center"/>
-            <w:tcBorders>
-              <w:top w:val="single" w:sz="6" w:space="0" w:color="000000"/>
-              <w:left w:val="single" w:sz="6" w:space="0" w:color="000000"/>
-              <w:bottom w:val="single" w:sz="6" w:space="0" w:color="000000"/>
-              <w:right w:val="single" w:sz="6" w:space="0" w:color="000000"/>
-            </w:tcBorders>
-            <w:tcMar>
-              <w:top w:w="60" w:type="dxa"/>
-              <w:bottom w:w="60" w:type="dxa"/>
-              <w:left w:w="100" w:type="dxa"/>
-              <w:right w:w="100" w:type="dxa"/>
-            </w:tcMar>
-          </w:tcPr>
-          <w:p>
-            <w:pPr>
-              <w:jc w:val="center"/>
-            </w:pPr>
-            <w:spacing/>
-            <w:jc w:val="CENTER"/>
-            <w:r>
-              <w:rPr>
-                <w:rFonts w:ascii="SimSun" w:hAnsi="SimSun" w:eastAsia="宋体"/>
-                <w:b/>
-                <w:sz w:val="21"/>
-                <w:szCs w:val="21"/>
-              </w:rPr>
-              <w:t/>
+              <w:t xml:space="preserve">02</w:t>
             </w:r>
           </w:p>
         </w:tc>
@@ -1761,16 +1618,44 @@
             <w:pPr>
               <w:jc w:val="center"/>
             </w:pPr>
-            <w:spacing/>
-            <w:jc w:val="CENTER"/>
             <w:r>
               <w:rPr>
                 <w:rFonts w:ascii="SimSun" w:hAnsi="SimSun" w:eastAsia="宋体"/>
-                <w:b/>
                 <w:sz w:val="21"/>
                 <w:szCs w:val="21"/>
               </w:rPr>
-              <w:t/>
+              <w:t xml:space="preserve">道钉/螺栓检测</w:t>
+            </w:r>
+          </w:p>
+        </w:tc>
+        <w:tc>
+          <w:tcPr>
+            <w:tcW w:type="dxa" w:w="1700"/>
+            <w:vAlign w:val="center"/>
+            <w:tcBorders>
+              <w:top w:val="single" w:sz="6" w:space="0" w:color="000000"/>
+              <w:left w:val="single" w:sz="6" w:space="0" w:color="000000"/>
+              <w:bottom w:val="single" w:sz="6" w:space="0" w:color="000000"/>
+              <w:right w:val="single" w:sz="6" w:space="0" w:color="000000"/>
+            </w:tcBorders>
+            <w:tcMar>
+              <w:top w:w="60" w:type="dxa"/>
+              <w:bottom w:w="60" w:type="dxa"/>
+              <w:left w:w="100" w:type="dxa"/>
+              <w:right w:w="100" w:type="dxa"/>
+            </w:tcMar>
+          </w:tcPr>
+          <w:p>
+            <w:pPr>
+              <w:jc w:val="center"/>
+            </w:pPr>
+            <w:r>
+              <w:rPr>
+                <w:rFonts w:ascii="SimSun" w:hAnsi="SimSun" w:eastAsia="宋体"/>
+                <w:sz w:val="21"/>
+                <w:szCs w:val="21"/>
+              </w:rPr>
+              <w:t xml:space="preserve">缺失、松动、歪斜</w:t>
             </w:r>
           </w:p>
         </w:tc>
@@ -1795,22 +1680,19 @@
             <w:pPr>
               <w:jc w:val="center"/>
             </w:pPr>
-            <w:spacing/>
-            <w:jc w:val="CENTER"/>
             <w:r>
               <w:rPr>
                 <w:rFonts w:ascii="SimSun" w:hAnsi="SimSun" w:eastAsia="宋体"/>
-                <w:b/>
                 <w:sz w:val="21"/>
                 <w:szCs w:val="21"/>
               </w:rPr>
-              <w:t/>
+              <w:t xml:space="preserve">检出率&gt;=95%</w:t>
             </w:r>
           </w:p>
         </w:tc>
         <w:tc>
           <w:tcPr>
-            <w:tcW w:type="dxa" w:w="2000"/>
+            <w:tcW w:type="dxa" w:w="1800"/>
             <w:vAlign w:val="center"/>
             <w:tcBorders>
               <w:top w:val="single" w:sz="6" w:space="0" w:color="000000"/>
@@ -1829,16 +1711,13 @@
             <w:pPr>
               <w:jc w:val="center"/>
             </w:pPr>
-            <w:spacing/>
-            <w:jc w:val="CENTER"/>
             <w:r>
               <w:rPr>
                 <w:rFonts w:ascii="SimSun" w:hAnsi="SimSun" w:eastAsia="宋体"/>
-                <w:b/>
                 <w:sz w:val="21"/>
                 <w:szCs w:val="21"/>
               </w:rPr>
-              <w:t/>
+              <w:t xml:space="preserve">深度学习+时序分析</w:t>
             </w:r>
           </w:p>
         </w:tc>
@@ -1865,50 +1744,13 @@
             <w:pPr>
               <w:jc w:val="center"/>
             </w:pPr>
-            <w:spacing/>
-            <w:jc w:val="CENTER"/>
             <w:r>
               <w:rPr>
                 <w:rFonts w:ascii="SimSun" w:hAnsi="SimSun" w:eastAsia="宋体"/>
-                <w:b/>
                 <w:sz w:val="21"/>
                 <w:szCs w:val="21"/>
               </w:rPr>
-              <w:t/>
-            </w:r>
-          </w:p>
-        </w:tc>
-        <w:tc>
-          <w:tcPr>
-            <w:tcW w:type="dxa" w:w="1500"/>
-            <w:vAlign w:val="center"/>
-            <w:tcBorders>
-              <w:top w:val="single" w:sz="6" w:space="0" w:color="000000"/>
-              <w:left w:val="single" w:sz="6" w:space="0" w:color="000000"/>
-              <w:bottom w:val="single" w:sz="6" w:space="0" w:color="000000"/>
-              <w:right w:val="single" w:sz="6" w:space="0" w:color="000000"/>
-            </w:tcBorders>
-            <w:tcMar>
-              <w:top w:w="60" w:type="dxa"/>
-              <w:bottom w:w="60" w:type="dxa"/>
-              <w:left w:w="100" w:type="dxa"/>
-              <w:right w:w="100" w:type="dxa"/>
-            </w:tcMar>
-          </w:tcPr>
-          <w:p>
-            <w:pPr>
-              <w:jc w:val="center"/>
-            </w:pPr>
-            <w:spacing/>
-            <w:jc w:val="CENTER"/>
-            <w:r>
-              <w:rPr>
-                <w:rFonts w:ascii="SimSun" w:hAnsi="SimSun" w:eastAsia="宋体"/>
-                <w:b/>
-                <w:sz w:val="21"/>
-                <w:szCs w:val="21"/>
-              </w:rPr>
-              <w:t/>
+              <w:t xml:space="preserve">03</w:t>
             </w:r>
           </w:p>
         </w:tc>
@@ -1933,16 +1775,44 @@
             <w:pPr>
               <w:jc w:val="center"/>
             </w:pPr>
-            <w:spacing/>
-            <w:jc w:val="CENTER"/>
             <w:r>
               <w:rPr>
                 <w:rFonts w:ascii="SimSun" w:hAnsi="SimSun" w:eastAsia="宋体"/>
-                <w:b/>
                 <w:sz w:val="21"/>
                 <w:szCs w:val="21"/>
               </w:rPr>
-              <w:t/>
+              <w:t xml:space="preserve">3D钢轨轮廓检测</w:t>
+            </w:r>
+          </w:p>
+        </w:tc>
+        <w:tc>
+          <w:tcPr>
+            <w:tcW w:type="dxa" w:w="1700"/>
+            <w:vAlign w:val="center"/>
+            <w:tcBorders>
+              <w:top w:val="single" w:sz="6" w:space="0" w:color="000000"/>
+              <w:left w:val="single" w:sz="6" w:space="0" w:color="000000"/>
+              <w:bottom w:val="single" w:sz="6" w:space="0" w:color="000000"/>
+              <w:right w:val="single" w:sz="6" w:space="0" w:color="000000"/>
+            </w:tcBorders>
+            <w:tcMar>
+              <w:top w:w="60" w:type="dxa"/>
+              <w:bottom w:w="60" w:type="dxa"/>
+              <w:left w:w="100" w:type="dxa"/>
+              <w:right w:w="100" w:type="dxa"/>
+            </w:tcMar>
+          </w:tcPr>
+          <w:p>
+            <w:pPr>
+              <w:jc w:val="center"/>
+            </w:pPr>
+            <w:r>
+              <w:rPr>
+                <w:rFonts w:ascii="SimSun" w:hAnsi="SimSun" w:eastAsia="宋体"/>
+                <w:sz w:val="21"/>
+                <w:szCs w:val="21"/>
+              </w:rPr>
+              <w:t xml:space="preserve">磨耗量、横移量</w:t>
             </w:r>
           </w:p>
         </w:tc>
@@ -1967,22 +1837,19 @@
             <w:pPr>
               <w:jc w:val="center"/>
             </w:pPr>
-            <w:spacing/>
-            <w:jc w:val="CENTER"/>
             <w:r>
               <w:rPr>
                 <w:rFonts w:ascii="SimSun" w:hAnsi="SimSun" w:eastAsia="宋体"/>
-                <w:b/>
                 <w:sz w:val="21"/>
                 <w:szCs w:val="21"/>
               </w:rPr>
-              <w:t/>
+              <w:t xml:space="preserve">+/-0.15 mm</w:t>
             </w:r>
           </w:p>
         </w:tc>
         <w:tc>
           <w:tcPr>
-            <w:tcW w:type="dxa" w:w="2000"/>
+            <w:tcW w:type="dxa" w:w="1800"/>
             <w:vAlign w:val="center"/>
             <w:tcBorders>
               <w:top w:val="single" w:sz="6" w:space="0" w:color="000000"/>
@@ -2001,16 +1868,13 @@
             <w:pPr>
               <w:jc w:val="center"/>
             </w:pPr>
-            <w:spacing/>
-            <w:jc w:val="CENTER"/>
             <w:r>
               <w:rPr>
                 <w:rFonts w:ascii="SimSun" w:hAnsi="SimSun" w:eastAsia="宋体"/>
-                <w:b/>
                 <w:sz w:val="21"/>
                 <w:szCs w:val="21"/>
               </w:rPr>
-              <w:t/>
+              <w:t xml:space="preserve">ICP点云配准</w:t>
             </w:r>
           </w:p>
         </w:tc>
@@ -2037,50 +1901,13 @@
             <w:pPr>
               <w:jc w:val="center"/>
             </w:pPr>
-            <w:spacing/>
-            <w:jc w:val="CENTER"/>
             <w:r>
               <w:rPr>
                 <w:rFonts w:ascii="SimSun" w:hAnsi="SimSun" w:eastAsia="宋体"/>
-                <w:b/>
                 <w:sz w:val="21"/>
                 <w:szCs w:val="21"/>
               </w:rPr>
-              <w:t/>
-            </w:r>
-          </w:p>
-        </w:tc>
-        <w:tc>
-          <w:tcPr>
-            <w:tcW w:type="dxa" w:w="1500"/>
-            <w:vAlign w:val="center"/>
-            <w:tcBorders>
-              <w:top w:val="single" w:sz="6" w:space="0" w:color="000000"/>
-              <w:left w:val="single" w:sz="6" w:space="0" w:color="000000"/>
-              <w:bottom w:val="single" w:sz="6" w:space="0" w:color="000000"/>
-              <w:right w:val="single" w:sz="6" w:space="0" w:color="000000"/>
-            </w:tcBorders>
-            <w:tcMar>
-              <w:top w:w="60" w:type="dxa"/>
-              <w:bottom w:w="60" w:type="dxa"/>
-              <w:left w:w="100" w:type="dxa"/>
-              <w:right w:w="100" w:type="dxa"/>
-            </w:tcMar>
-          </w:tcPr>
-          <w:p>
-            <w:pPr>
-              <w:jc w:val="center"/>
-            </w:pPr>
-            <w:spacing/>
-            <w:jc w:val="CENTER"/>
-            <w:r>
-              <w:rPr>
-                <w:rFonts w:ascii="SimSun" w:hAnsi="SimSun" w:eastAsia="宋体"/>
-                <w:b/>
-                <w:sz w:val="21"/>
-                <w:szCs w:val="21"/>
-              </w:rPr>
-              <w:t/>
+              <w:t xml:space="preserve">04</w:t>
             </w:r>
           </w:p>
         </w:tc>
@@ -2105,16 +1932,44 @@
             <w:pPr>
               <w:jc w:val="center"/>
             </w:pPr>
-            <w:spacing/>
-            <w:jc w:val="CENTER"/>
             <w:r>
               <w:rPr>
                 <w:rFonts w:ascii="SimSun" w:hAnsi="SimSun" w:eastAsia="宋体"/>
-                <w:b/>
                 <w:sz w:val="21"/>
                 <w:szCs w:val="21"/>
               </w:rPr>
-              <w:t/>
+              <w:t xml:space="preserve">钢轨波磨检测</w:t>
+            </w:r>
+          </w:p>
+        </w:tc>
+        <w:tc>
+          <w:tcPr>
+            <w:tcW w:type="dxa" w:w="1700"/>
+            <w:vAlign w:val="center"/>
+            <w:tcBorders>
+              <w:top w:val="single" w:sz="6" w:space="0" w:color="000000"/>
+              <w:left w:val="single" w:sz="6" w:space="0" w:color="000000"/>
+              <w:bottom w:val="single" w:sz="6" w:space="0" w:color="000000"/>
+              <w:right w:val="single" w:sz="6" w:space="0" w:color="000000"/>
+            </w:tcBorders>
+            <w:tcMar>
+              <w:top w:w="60" w:type="dxa"/>
+              <w:bottom w:w="60" w:type="dxa"/>
+              <w:left w:w="100" w:type="dxa"/>
+              <w:right w:w="100" w:type="dxa"/>
+            </w:tcMar>
+          </w:tcPr>
+          <w:p>
+            <w:pPr>
+              <w:jc w:val="center"/>
+            </w:pPr>
+            <w:r>
+              <w:rPr>
+                <w:rFonts w:ascii="SimSun" w:hAnsi="SimSun" w:eastAsia="宋体"/>
+                <w:sz w:val="21"/>
+                <w:szCs w:val="21"/>
+              </w:rPr>
+              <w:t xml:space="preserve">波长、波深</w:t>
             </w:r>
           </w:p>
         </w:tc>
@@ -2139,22 +1994,19 @@
             <w:pPr>
               <w:jc w:val="center"/>
             </w:pPr>
-            <w:spacing/>
-            <w:jc w:val="CENTER"/>
             <w:r>
               <w:rPr>
                 <w:rFonts w:ascii="SimSun" w:hAnsi="SimSun" w:eastAsia="宋体"/>
-                <w:b/>
                 <w:sz w:val="21"/>
                 <w:szCs w:val="21"/>
               </w:rPr>
-              <w:t/>
+              <w:t xml:space="preserve">波长+/-5 mm</w:t>
             </w:r>
           </w:p>
         </w:tc>
         <w:tc>
           <w:tcPr>
-            <w:tcW w:type="dxa" w:w="2000"/>
+            <w:tcW w:type="dxa" w:w="1800"/>
             <w:vAlign w:val="center"/>
             <w:tcBorders>
               <w:top w:val="single" w:sz="6" w:space="0" w:color="000000"/>
@@ -2173,16 +2025,13 @@
             <w:pPr>
               <w:jc w:val="center"/>
             </w:pPr>
-            <w:spacing/>
-            <w:jc w:val="CENTER"/>
             <w:r>
               <w:rPr>
                 <w:rFonts w:ascii="SimSun" w:hAnsi="SimSun" w:eastAsia="宋体"/>
-                <w:b/>
                 <w:sz w:val="21"/>
                 <w:szCs w:val="21"/>
               </w:rPr>
-              <w:t/>
+              <w:t xml:space="preserve">FFT频谱分析</w:t>
             </w:r>
           </w:p>
         </w:tc>
@@ -2209,50 +2058,13 @@
             <w:pPr>
               <w:jc w:val="center"/>
             </w:pPr>
-            <w:spacing/>
-            <w:jc w:val="CENTER"/>
             <w:r>
               <w:rPr>
                 <w:rFonts w:ascii="SimSun" w:hAnsi="SimSun" w:eastAsia="宋体"/>
-                <w:b/>
                 <w:sz w:val="21"/>
                 <w:szCs w:val="21"/>
               </w:rPr>
-              <w:t/>
-            </w:r>
-          </w:p>
-        </w:tc>
-        <w:tc>
-          <w:tcPr>
-            <w:tcW w:type="dxa" w:w="1500"/>
-            <w:vAlign w:val="center"/>
-            <w:tcBorders>
-              <w:top w:val="single" w:sz="6" w:space="0" w:color="000000"/>
-              <w:left w:val="single" w:sz="6" w:space="0" w:color="000000"/>
-              <w:bottom w:val="single" w:sz="6" w:space="0" w:color="000000"/>
-              <w:right w:val="single" w:sz="6" w:space="0" w:color="000000"/>
-            </w:tcBorders>
-            <w:tcMar>
-              <w:top w:w="60" w:type="dxa"/>
-              <w:bottom w:w="60" w:type="dxa"/>
-              <w:left w:w="100" w:type="dxa"/>
-              <w:right w:w="100" w:type="dxa"/>
-            </w:tcMar>
-          </w:tcPr>
-          <w:p>
-            <w:pPr>
-              <w:jc w:val="center"/>
-            </w:pPr>
-            <w:spacing/>
-            <w:jc w:val="CENTER"/>
-            <w:r>
-              <w:rPr>
-                <w:rFonts w:ascii="SimSun" w:hAnsi="SimSun" w:eastAsia="宋体"/>
-                <w:b/>
-                <w:sz w:val="21"/>
-                <w:szCs w:val="21"/>
-              </w:rPr>
-              <w:t/>
+              <w:t xml:space="preserve">05</w:t>
             </w:r>
           </w:p>
         </w:tc>
@@ -2277,16 +2089,44 @@
             <w:pPr>
               <w:jc w:val="center"/>
             </w:pPr>
-            <w:spacing/>
-            <w:jc w:val="CENTER"/>
             <w:r>
               <w:rPr>
                 <w:rFonts w:ascii="SimSun" w:hAnsi="SimSun" w:eastAsia="宋体"/>
-                <w:b/>
                 <w:sz w:val="21"/>
                 <w:szCs w:val="21"/>
               </w:rPr>
-              <w:t/>
+              <w:t xml:space="preserve">钢轨焊缝检测</w:t>
+            </w:r>
+          </w:p>
+        </w:tc>
+        <w:tc>
+          <w:tcPr>
+            <w:tcW w:type="dxa" w:w="1700"/>
+            <w:vAlign w:val="center"/>
+            <w:tcBorders>
+              <w:top w:val="single" w:sz="6" w:space="0" w:color="000000"/>
+              <w:left w:val="single" w:sz="6" w:space="0" w:color="000000"/>
+              <w:bottom w:val="single" w:sz="6" w:space="0" w:color="000000"/>
+              <w:right w:val="single" w:sz="6" w:space="0" w:color="000000"/>
+            </w:tcBorders>
+            <w:tcMar>
+              <w:top w:w="60" w:type="dxa"/>
+              <w:bottom w:w="60" w:type="dxa"/>
+              <w:left w:w="100" w:type="dxa"/>
+              <w:right w:w="100" w:type="dxa"/>
+            </w:tcMar>
+          </w:tcPr>
+          <w:p>
+            <w:pPr>
+              <w:jc w:val="center"/>
+            </w:pPr>
+            <w:r>
+              <w:rPr>
+                <w:rFonts w:ascii="SimSun" w:hAnsi="SimSun" w:eastAsia="宋体"/>
+                <w:sz w:val="21"/>
+                <w:szCs w:val="21"/>
+              </w:rPr>
+              <w:t xml:space="preserve">焊缝缺陷类型、等级</w:t>
             </w:r>
           </w:p>
         </w:tc>
@@ -2311,22 +2151,19 @@
             <w:pPr>
               <w:jc w:val="center"/>
             </w:pPr>
-            <w:spacing/>
-            <w:jc w:val="CENTER"/>
             <w:r>
               <w:rPr>
                 <w:rFonts w:ascii="SimSun" w:hAnsi="SimSun" w:eastAsia="宋体"/>
-                <w:b/>
                 <w:sz w:val="21"/>
                 <w:szCs w:val="21"/>
               </w:rPr>
-              <w:t/>
+              <w:t xml:space="preserve">检出率&gt;=90%</w:t>
             </w:r>
           </w:p>
         </w:tc>
         <w:tc>
           <w:tcPr>
-            <w:tcW w:type="dxa" w:w="2000"/>
+            <w:tcW w:type="dxa" w:w="1800"/>
             <w:vAlign w:val="center"/>
             <w:tcBorders>
               <w:top w:val="single" w:sz="6" w:space="0" w:color="000000"/>
@@ -2345,16 +2182,13 @@
             <w:pPr>
               <w:jc w:val="center"/>
             </w:pPr>
-            <w:spacing/>
-            <w:jc w:val="CENTER"/>
             <w:r>
               <w:rPr>
                 <w:rFonts w:ascii="SimSun" w:hAnsi="SimSun" w:eastAsia="宋体"/>
-                <w:b/>
                 <w:sz w:val="21"/>
                 <w:szCs w:val="21"/>
               </w:rPr>
-              <w:t/>
+              <w:t xml:space="preserve">OpenCV形态学处理</w:t>
             </w:r>
           </w:p>
         </w:tc>
@@ -2381,50 +2215,13 @@
             <w:pPr>
               <w:jc w:val="center"/>
             </w:pPr>
-            <w:spacing/>
-            <w:jc w:val="CENTER"/>
             <w:r>
               <w:rPr>
                 <w:rFonts w:ascii="SimSun" w:hAnsi="SimSun" w:eastAsia="宋体"/>
-                <w:b/>
                 <w:sz w:val="21"/>
                 <w:szCs w:val="21"/>
               </w:rPr>
-              <w:t/>
-            </w:r>
-          </w:p>
-        </w:tc>
-        <w:tc>
-          <w:tcPr>
-            <w:tcW w:type="dxa" w:w="1500"/>
-            <w:vAlign w:val="center"/>
-            <w:tcBorders>
-              <w:top w:val="single" w:sz="6" w:space="0" w:color="000000"/>
-              <w:left w:val="single" w:sz="6" w:space="0" w:color="000000"/>
-              <w:bottom w:val="single" w:sz="6" w:space="0" w:color="000000"/>
-              <w:right w:val="single" w:sz="6" w:space="0" w:color="000000"/>
-            </w:tcBorders>
-            <w:tcMar>
-              <w:top w:w="60" w:type="dxa"/>
-              <w:bottom w:w="60" w:type="dxa"/>
-              <w:left w:w="100" w:type="dxa"/>
-              <w:right w:w="100" w:type="dxa"/>
-            </w:tcMar>
-          </w:tcPr>
-          <w:p>
-            <w:pPr>
-              <w:jc w:val="center"/>
-            </w:pPr>
-            <w:spacing/>
-            <w:jc w:val="CENTER"/>
-            <w:r>
-              <w:rPr>
-                <w:rFonts w:ascii="SimSun" w:hAnsi="SimSun" w:eastAsia="宋体"/>
-                <w:b/>
-                <w:sz w:val="21"/>
-                <w:szCs w:val="21"/>
-              </w:rPr>
-              <w:t/>
+              <w:t xml:space="preserve">06</w:t>
             </w:r>
           </w:p>
         </w:tc>
@@ -2449,16 +2246,44 @@
             <w:pPr>
               <w:jc w:val="center"/>
             </w:pPr>
-            <w:spacing/>
-            <w:jc w:val="CENTER"/>
             <w:r>
               <w:rPr>
                 <w:rFonts w:ascii="SimSun" w:hAnsi="SimSun" w:eastAsia="宋体"/>
-                <w:b/>
                 <w:sz w:val="21"/>
                 <w:szCs w:val="21"/>
               </w:rPr>
-              <w:t/>
+              <w:t xml:space="preserve">轨距检测</w:t>
+            </w:r>
+          </w:p>
+        </w:tc>
+        <w:tc>
+          <w:tcPr>
+            <w:tcW w:type="dxa" w:w="1700"/>
+            <w:vAlign w:val="center"/>
+            <w:tcBorders>
+              <w:top w:val="single" w:sz="6" w:space="0" w:color="000000"/>
+              <w:left w:val="single" w:sz="6" w:space="0" w:color="000000"/>
+              <w:bottom w:val="single" w:sz="6" w:space="0" w:color="000000"/>
+              <w:right w:val="single" w:sz="6" w:space="0" w:color="000000"/>
+            </w:tcBorders>
+            <w:tcMar>
+              <w:top w:w="60" w:type="dxa"/>
+              <w:bottom w:w="60" w:type="dxa"/>
+              <w:left w:w="100" w:type="dxa"/>
+              <w:right w:w="100" w:type="dxa"/>
+            </w:tcMar>
+          </w:tcPr>
+          <w:p>
+            <w:pPr>
+              <w:jc w:val="center"/>
+            </w:pPr>
+            <w:r>
+              <w:rPr>
+                <w:rFonts w:ascii="SimSun" w:hAnsi="SimSun" w:eastAsia="宋体"/>
+                <w:sz w:val="21"/>
+                <w:szCs w:val="21"/>
+              </w:rPr>
+              <w:t xml:space="preserve">左右轨内侧距</w:t>
             </w:r>
           </w:p>
         </w:tc>
@@ -2483,22 +2308,19 @@
             <w:pPr>
               <w:jc w:val="center"/>
             </w:pPr>
-            <w:spacing/>
-            <w:jc w:val="CENTER"/>
             <w:r>
               <w:rPr>
                 <w:rFonts w:ascii="SimSun" w:hAnsi="SimSun" w:eastAsia="宋体"/>
-                <w:b/>
                 <w:sz w:val="21"/>
                 <w:szCs w:val="21"/>
               </w:rPr>
-              <w:t/>
+              <w:t xml:space="preserve">+/-0.2 mm</w:t>
             </w:r>
           </w:p>
         </w:tc>
         <w:tc>
           <w:tcPr>
-            <w:tcW w:type="dxa" w:w="2000"/>
+            <w:tcW w:type="dxa" w:w="1800"/>
             <w:vAlign w:val="center"/>
             <w:tcBorders>
               <w:top w:val="single" w:sz="6" w:space="0" w:color="000000"/>
@@ -2517,16 +2339,13 @@
             <w:pPr>
               <w:jc w:val="center"/>
             </w:pPr>
-            <w:spacing/>
-            <w:jc w:val="CENTER"/>
             <w:r>
               <w:rPr>
                 <w:rFonts w:ascii="SimSun" w:hAnsi="SimSun" w:eastAsia="宋体"/>
-                <w:b/>
                 <w:sz w:val="21"/>
                 <w:szCs w:val="21"/>
               </w:rPr>
-              <w:t/>
+              <w:t xml:space="preserve">三角测量（直接法）</w:t>
             </w:r>
           </w:p>
         </w:tc>
@@ -2553,50 +2372,13 @@
             <w:pPr>
               <w:jc w:val="center"/>
             </w:pPr>
-            <w:spacing/>
-            <w:jc w:val="CENTER"/>
             <w:r>
               <w:rPr>
                 <w:rFonts w:ascii="SimSun" w:hAnsi="SimSun" w:eastAsia="宋体"/>
-                <w:b/>
                 <w:sz w:val="21"/>
                 <w:szCs w:val="21"/>
               </w:rPr>
-              <w:t/>
-            </w:r>
-          </w:p>
-        </w:tc>
-        <w:tc>
-          <w:tcPr>
-            <w:tcW w:type="dxa" w:w="1500"/>
-            <w:vAlign w:val="center"/>
-            <w:tcBorders>
-              <w:top w:val="single" w:sz="6" w:space="0" w:color="000000"/>
-              <w:left w:val="single" w:sz="6" w:space="0" w:color="000000"/>
-              <w:bottom w:val="single" w:sz="6" w:space="0" w:color="000000"/>
-              <w:right w:val="single" w:sz="6" w:space="0" w:color="000000"/>
-            </w:tcBorders>
-            <w:tcMar>
-              <w:top w:w="60" w:type="dxa"/>
-              <w:bottom w:w="60" w:type="dxa"/>
-              <w:left w:w="100" w:type="dxa"/>
-              <w:right w:w="100" w:type="dxa"/>
-            </w:tcMar>
-          </w:tcPr>
-          <w:p>
-            <w:pPr>
-              <w:jc w:val="center"/>
-            </w:pPr>
-            <w:spacing/>
-            <w:jc w:val="CENTER"/>
-            <w:r>
-              <w:rPr>
-                <w:rFonts w:ascii="SimSun" w:hAnsi="SimSun" w:eastAsia="宋体"/>
-                <w:b/>
-                <w:sz w:val="21"/>
-                <w:szCs w:val="21"/>
-              </w:rPr>
-              <w:t/>
+              <w:t xml:space="preserve">07</w:t>
             </w:r>
           </w:p>
         </w:tc>
@@ -2621,16 +2403,44 @@
             <w:pPr>
               <w:jc w:val="center"/>
             </w:pPr>
-            <w:spacing/>
-            <w:jc w:val="CENTER"/>
             <w:r>
               <w:rPr>
                 <w:rFonts w:ascii="SimSun" w:hAnsi="SimSun" w:eastAsia="宋体"/>
-                <w:b/>
                 <w:sz w:val="21"/>
                 <w:szCs w:val="21"/>
               </w:rPr>
-              <w:t/>
+              <w:t xml:space="preserve">水平检测</w:t>
+            </w:r>
+          </w:p>
+        </w:tc>
+        <w:tc>
+          <w:tcPr>
+            <w:tcW w:type="dxa" w:w="1700"/>
+            <w:vAlign w:val="center"/>
+            <w:tcBorders>
+              <w:top w:val="single" w:sz="6" w:space="0" w:color="000000"/>
+              <w:left w:val="single" w:sz="6" w:space="0" w:color="000000"/>
+              <w:bottom w:val="single" w:sz="6" w:space="0" w:color="000000"/>
+              <w:right w:val="single" w:sz="6" w:space="0" w:color="000000"/>
+            </w:tcBorders>
+            <w:tcMar>
+              <w:top w:w="60" w:type="dxa"/>
+              <w:bottom w:w="60" w:type="dxa"/>
+              <w:left w:w="100" w:type="dxa"/>
+              <w:right w:w="100" w:type="dxa"/>
+            </w:tcMar>
+          </w:tcPr>
+          <w:p>
+            <w:pPr>
+              <w:jc w:val="center"/>
+            </w:pPr>
+            <w:r>
+              <w:rPr>
+                <w:rFonts w:ascii="SimSun" w:hAnsi="SimSun" w:eastAsia="宋体"/>
+                <w:sz w:val="21"/>
+                <w:szCs w:val="21"/>
+              </w:rPr>
+              <w:t xml:space="preserve">左右轨超高差</w:t>
             </w:r>
           </w:p>
         </w:tc>
@@ -2655,22 +2465,19 @@
             <w:pPr>
               <w:jc w:val="center"/>
             </w:pPr>
-            <w:spacing/>
-            <w:jc w:val="CENTER"/>
             <w:r>
               <w:rPr>
                 <w:rFonts w:ascii="SimSun" w:hAnsi="SimSun" w:eastAsia="宋体"/>
-                <w:b/>
                 <w:sz w:val="21"/>
                 <w:szCs w:val="21"/>
               </w:rPr>
-              <w:t/>
+              <w:t xml:space="preserve">+/-0.3 mm</w:t>
             </w:r>
           </w:p>
         </w:tc>
         <w:tc>
           <w:tcPr>
-            <w:tcW w:type="dxa" w:w="2000"/>
+            <w:tcW w:type="dxa" w:w="1800"/>
             <w:vAlign w:val="center"/>
             <w:tcBorders>
               <w:top w:val="single" w:sz="6" w:space="0" w:color="000000"/>
@@ -2689,16 +2496,13 @@
             <w:pPr>
               <w:jc w:val="center"/>
             </w:pPr>
-            <w:spacing/>
-            <w:jc w:val="CENTER"/>
             <w:r>
               <w:rPr>
                 <w:rFonts w:ascii="SimSun" w:hAnsi="SimSun" w:eastAsia="宋体"/>
-                <w:b/>
                 <w:sz w:val="21"/>
                 <w:szCs w:val="21"/>
               </w:rPr>
-              <w:t/>
+              <w:t xml:space="preserve">三角函数计算</w:t>
             </w:r>
           </w:p>
         </w:tc>
@@ -2725,50 +2529,13 @@
             <w:pPr>
               <w:jc w:val="center"/>
             </w:pPr>
-            <w:spacing/>
-            <w:jc w:val="CENTER"/>
             <w:r>
               <w:rPr>
                 <w:rFonts w:ascii="SimSun" w:hAnsi="SimSun" w:eastAsia="宋体"/>
-                <w:b/>
                 <w:sz w:val="21"/>
                 <w:szCs w:val="21"/>
               </w:rPr>
-              <w:t/>
-            </w:r>
-          </w:p>
-        </w:tc>
-        <w:tc>
-          <w:tcPr>
-            <w:tcW w:type="dxa" w:w="1500"/>
-            <w:vAlign w:val="center"/>
-            <w:tcBorders>
-              <w:top w:val="single" w:sz="6" w:space="0" w:color="000000"/>
-              <w:left w:val="single" w:sz="6" w:space="0" w:color="000000"/>
-              <w:bottom w:val="single" w:sz="6" w:space="0" w:color="000000"/>
-              <w:right w:val="single" w:sz="6" w:space="0" w:color="000000"/>
-            </w:tcBorders>
-            <w:tcMar>
-              <w:top w:w="60" w:type="dxa"/>
-              <w:bottom w:w="60" w:type="dxa"/>
-              <w:left w:w="100" w:type="dxa"/>
-              <w:right w:w="100" w:type="dxa"/>
-            </w:tcMar>
-          </w:tcPr>
-          <w:p>
-            <w:pPr>
-              <w:jc w:val="center"/>
-            </w:pPr>
-            <w:spacing/>
-            <w:jc w:val="CENTER"/>
-            <w:r>
-              <w:rPr>
-                <w:rFonts w:ascii="SimSun" w:hAnsi="SimSun" w:eastAsia="宋体"/>
-                <w:b/>
-                <w:sz w:val="21"/>
-                <w:szCs w:val="21"/>
-              </w:rPr>
-              <w:t/>
+              <w:t xml:space="preserve">08</w:t>
             </w:r>
           </w:p>
         </w:tc>
@@ -2793,16 +2560,44 @@
             <w:pPr>
               <w:jc w:val="center"/>
             </w:pPr>
-            <w:spacing/>
-            <w:jc w:val="CENTER"/>
             <w:r>
               <w:rPr>
                 <w:rFonts w:ascii="SimSun" w:hAnsi="SimSun" w:eastAsia="宋体"/>
-                <w:b/>
                 <w:sz w:val="21"/>
                 <w:szCs w:val="21"/>
               </w:rPr>
-              <w:t/>
+              <w:t xml:space="preserve">高低检测</w:t>
+            </w:r>
+          </w:p>
+        </w:tc>
+        <w:tc>
+          <w:tcPr>
+            <w:tcW w:type="dxa" w:w="1700"/>
+            <w:vAlign w:val="center"/>
+            <w:tcBorders>
+              <w:top w:val="single" w:sz="6" w:space="0" w:color="000000"/>
+              <w:left w:val="single" w:sz="6" w:space="0" w:color="000000"/>
+              <w:bottom w:val="single" w:sz="6" w:space="0" w:color="000000"/>
+              <w:right w:val="single" w:sz="6" w:space="0" w:color="000000"/>
+            </w:tcBorders>
+            <w:tcMar>
+              <w:top w:w="60" w:type="dxa"/>
+              <w:bottom w:w="60" w:type="dxa"/>
+              <w:left w:w="100" w:type="dxa"/>
+              <w:right w:w="100" w:type="dxa"/>
+            </w:tcMar>
+          </w:tcPr>
+          <w:p>
+            <w:pPr>
+              <w:jc w:val="center"/>
+            </w:pPr>
+            <w:r>
+              <w:rPr>
+                <w:rFonts w:ascii="SimSun" w:hAnsi="SimSun" w:eastAsia="宋体"/>
+                <w:sz w:val="21"/>
+                <w:szCs w:val="21"/>
+              </w:rPr>
+              <w:t xml:space="preserve">垂向不平顺</w:t>
             </w:r>
           </w:p>
         </w:tc>
@@ -2827,22 +2622,19 @@
             <w:pPr>
               <w:jc w:val="center"/>
             </w:pPr>
-            <w:spacing/>
-            <w:jc w:val="CENTER"/>
             <w:r>
               <w:rPr>
                 <w:rFonts w:ascii="SimSun" w:hAnsi="SimSun" w:eastAsia="宋体"/>
-                <w:b/>
                 <w:sz w:val="21"/>
                 <w:szCs w:val="21"/>
               </w:rPr>
-              <w:t/>
+              <w:t xml:space="preserve">+/-0.5 mm</w:t>
             </w:r>
           </w:p>
         </w:tc>
         <w:tc>
           <w:tcPr>
-            <w:tcW w:type="dxa" w:w="2000"/>
+            <w:tcW w:type="dxa" w:w="1800"/>
             <w:vAlign w:val="center"/>
             <w:tcBorders>
               <w:top w:val="single" w:sz="6" w:space="0" w:color="000000"/>
@@ -2861,16 +2653,13 @@
             <w:pPr>
               <w:jc w:val="center"/>
             </w:pPr>
-            <w:spacing/>
-            <w:jc w:val="CENTER"/>
             <w:r>
               <w:rPr>
                 <w:rFonts w:ascii="SimSun" w:hAnsi="SimSun" w:eastAsia="宋体"/>
-                <w:b/>
                 <w:sz w:val="21"/>
                 <w:szCs w:val="21"/>
               </w:rPr>
-              <w:t/>
+              <w:t xml:space="preserve">双速EKF融合</w:t>
             </w:r>
           </w:p>
         </w:tc>
@@ -2893,8 +2682,7 @@
     <w:p>
       <w:pPr>
         <w:spacing w:before="160" w:after="80"/>
-        <w:ind w:firstLine="0"/>
-        <w:jc w:val="left"/>
+        <w:jc w:val="LEFT"/>
       </w:pPr>
       <w:r>
         <w:rPr>
@@ -2928,8 +2716,7 @@
     <w:p>
       <w:pPr>
         <w:spacing w:before="280" w:after="120"/>
-        <w:ind w:firstLine="0"/>
-        <w:jc w:val="center"/>
+        <w:jc w:val="CENTER"/>
       </w:pPr>
       <w:r>
         <w:rPr>
@@ -2944,8 +2731,7 @@
     <w:p>
       <w:pPr>
         <w:spacing w:before="160" w:after="80"/>
-        <w:ind w:firstLine="0"/>
-        <w:jc w:val="left"/>
+        <w:jc w:val="LEFT"/>
       </w:pPr>
       <w:r>
         <w:rPr>
@@ -2974,8 +2760,7 @@
     <w:p>
       <w:pPr>
         <w:spacing w:before="160" w:after="80"/>
-        <w:ind w:firstLine="0"/>
-        <w:jc w:val="left"/>
+        <w:jc w:val="LEFT"/>
       </w:pPr>
       <w:r>
         <w:rPr>
@@ -3004,8 +2789,7 @@
     <w:p>
       <w:pPr>
         <w:spacing w:before="160" w:after="80"/>
-        <w:ind w:firstLine="0"/>
-        <w:jc w:val="left"/>
+        <w:jc w:val="LEFT"/>
       </w:pPr>
       <w:r>
         <w:rPr>
@@ -3039,8 +2823,7 @@
     <w:p>
       <w:pPr>
         <w:spacing w:before="280" w:after="120"/>
-        <w:ind w:firstLine="0"/>
-        <w:jc w:val="center"/>
+        <w:jc w:val="CENTER"/>
       </w:pPr>
       <w:r>
         <w:rPr>
@@ -3055,8 +2838,7 @@
     <w:p>
       <w:pPr>
         <w:spacing w:before="160" w:after="80"/>
-        <w:ind w:firstLine="0"/>
-        <w:jc w:val="left"/>
+        <w:jc w:val="LEFT"/>
       </w:pPr>
       <w:r>
         <w:rPr>
@@ -3071,8 +2853,7 @@
     <w:p>
       <w:pPr>
         <w:spacing w:before="160" w:after="80"/>
-        <w:ind w:firstLine="0"/>
-        <w:jc w:val="left"/>
+        <w:jc w:val="LEFT"/>
       </w:pPr>
       <w:r>
         <w:rPr>
@@ -3101,8 +2882,7 @@
     <w:p>
       <w:pPr>
         <w:spacing w:before="160" w:after="80"/>
-        <w:ind w:firstLine="0"/>
-        <w:jc w:val="left"/>
+        <w:jc w:val="LEFT"/>
       </w:pPr>
       <w:r>
         <w:rPr>
@@ -3131,8 +2911,7 @@
     <w:p>
       <w:pPr>
         <w:spacing w:before="160" w:after="80"/>
-        <w:ind w:firstLine="0"/>
-        <w:jc w:val="left"/>
+        <w:jc w:val="LEFT"/>
       </w:pPr>
       <w:r>
         <w:rPr>
@@ -3161,8 +2940,7 @@
     <w:p>
       <w:pPr>
         <w:spacing w:before="160" w:after="80"/>
-        <w:ind w:firstLine="0"/>
-        <w:jc w:val="left"/>
+        <w:jc w:val="LEFT"/>
       </w:pPr>
       <w:r>
         <w:rPr>
@@ -3191,8 +2969,7 @@
     <w:p>
       <w:pPr>
         <w:spacing w:before="160" w:after="80"/>
-        <w:ind w:firstLine="0"/>
-        <w:jc w:val="left"/>
+        <w:jc w:val="LEFT"/>
       </w:pPr>
       <w:r>
         <w:rPr>
@@ -3207,8 +2984,7 @@
     <w:p>
       <w:pPr>
         <w:spacing w:before="160" w:after="80"/>
-        <w:ind w:firstLine="0"/>
-        <w:jc w:val="left"/>
+        <w:jc w:val="LEFT"/>
       </w:pPr>
       <w:r>
         <w:rPr>
@@ -3237,8 +3013,7 @@
     <w:p>
       <w:pPr>
         <w:spacing w:before="160" w:after="80"/>
-        <w:ind w:firstLine="0"/>
-        <w:jc w:val="left"/>
+        <w:jc w:val="LEFT"/>
       </w:pPr>
       <w:r>
         <w:rPr>
@@ -3267,8 +3042,7 @@
     <w:p>
       <w:pPr>
         <w:spacing w:before="160" w:after="80"/>
-        <w:ind w:firstLine="0"/>
-        <w:jc w:val="left"/>
+        <w:jc w:val="LEFT"/>
       </w:pPr>
       <w:r>
         <w:rPr>
@@ -3297,8 +3071,7 @@
     <w:p>
       <w:pPr>
         <w:spacing w:before="160" w:after="80"/>
-        <w:ind w:firstLine="0"/>
-        <w:jc w:val="left"/>
+        <w:jc w:val="LEFT"/>
       </w:pPr>
       <w:r>
         <w:rPr>
@@ -3327,8 +3100,7 @@
     <w:p>
       <w:pPr>
         <w:spacing w:before="160" w:after="80"/>
-        <w:ind w:firstLine="0"/>
-        <w:jc w:val="left"/>
+        <w:jc w:val="LEFT"/>
       </w:pPr>
       <w:r>
         <w:rPr>
@@ -3362,8 +3134,7 @@
     <w:p>
       <w:pPr>
         <w:spacing w:before="280" w:after="120"/>
-        <w:ind w:firstLine="0"/>
-        <w:jc w:val="center"/>
+        <w:jc w:val="CENTER"/>
       </w:pPr>
       <w:r>
         <w:rPr>
@@ -3378,8 +3149,7 @@
     <w:p>
       <w:pPr>
         <w:spacing w:before="160" w:after="80"/>
-        <w:ind w:firstLine="0"/>
-        <w:jc w:val="left"/>
+        <w:jc w:val="LEFT"/>
       </w:pPr>
       <w:r>
         <w:rPr>
@@ -3394,8 +3164,7 @@
     <w:p>
       <w:pPr>
         <w:spacing w:before="160" w:after="80"/>
-        <w:ind w:firstLine="0"/>
-        <w:jc w:val="left"/>
+        <w:jc w:val="LEFT"/>
       </w:pPr>
       <w:r>
         <w:rPr>
@@ -3424,8 +3193,7 @@
     <w:p>
       <w:pPr>
         <w:spacing w:before="160" w:after="80"/>
-        <w:ind w:firstLine="0"/>
-        <w:jc w:val="left"/>
+        <w:jc w:val="LEFT"/>
       </w:pPr>
       <w:r>
         <w:rPr>
@@ -3454,8 +3222,7 @@
     <w:p>
       <w:pPr>
         <w:spacing w:before="160" w:after="80"/>
-        <w:ind w:firstLine="0"/>
-        <w:jc w:val="left"/>
+        <w:jc w:val="LEFT"/>
       </w:pPr>
       <w:r>
         <w:rPr>
@@ -3484,8 +3251,7 @@
     <w:p>
       <w:pPr>
         <w:spacing w:before="160" w:after="80"/>
-        <w:ind w:firstLine="0"/>
-        <w:jc w:val="left"/>
+        <w:jc w:val="LEFT"/>
       </w:pPr>
       <w:r>
         <w:rPr>
@@ -3514,8 +3280,7 @@
     <w:p>
       <w:pPr>
         <w:spacing w:before="160" w:after="80"/>
-        <w:ind w:firstLine="0"/>
-        <w:jc w:val="left"/>
+        <w:jc w:val="LEFT"/>
       </w:pPr>
       <w:r>
         <w:rPr>
@@ -3544,8 +3309,7 @@
     <w:p>
       <w:pPr>
         <w:spacing w:before="160" w:after="80"/>
-        <w:ind w:firstLine="0"/>
-        <w:jc w:val="left"/>
+        <w:jc w:val="LEFT"/>
       </w:pPr>
       <w:r>
         <w:rPr>
@@ -3560,8 +3324,7 @@
     <w:p>
       <w:pPr>
         <w:spacing w:before="160" w:after="80"/>
-        <w:ind w:firstLine="0"/>
-        <w:jc w:val="left"/>
+        <w:jc w:val="LEFT"/>
       </w:pPr>
       <w:r>
         <w:rPr>
@@ -3590,8 +3353,7 @@
     <w:p>
       <w:pPr>
         <w:spacing w:before="160" w:after="80"/>
-        <w:ind w:firstLine="0"/>
-        <w:jc w:val="left"/>
+        <w:jc w:val="LEFT"/>
       </w:pPr>
       <w:r>
         <w:rPr>
@@ -3620,8 +3382,7 @@
     <w:p>
       <w:pPr>
         <w:spacing w:before="160" w:after="80"/>
-        <w:ind w:firstLine="0"/>
-        <w:jc w:val="left"/>
+        <w:jc w:val="LEFT"/>
       </w:pPr>
       <w:r>
         <w:rPr>
@@ -3650,8 +3411,7 @@
     <w:p>
       <w:pPr>
         <w:spacing w:before="160" w:after="80"/>
-        <w:ind w:firstLine="0"/>
-        <w:jc w:val="left"/>
+        <w:jc w:val="LEFT"/>
       </w:pPr>
       <w:r>
         <w:rPr>
@@ -3685,8 +3445,7 @@
     <w:p>
       <w:pPr>
         <w:spacing w:before="280" w:after="120"/>
-        <w:ind w:firstLine="0"/>
-        <w:jc w:val="center"/>
+        <w:jc w:val="CENTER"/>
       </w:pPr>
       <w:r>
         <w:rPr>
@@ -3701,8 +3460,7 @@
     <w:p>
       <w:pPr>
         <w:spacing w:before="160" w:after="80"/>
-        <w:ind w:firstLine="0"/>
-        <w:jc w:val="left"/>
+        <w:jc w:val="LEFT"/>
       </w:pPr>
       <w:r>
         <w:rPr>
@@ -3731,8 +3489,7 @@
     <w:p>
       <w:pPr>
         <w:spacing w:before="160" w:after="80"/>
-        <w:ind w:firstLine="0"/>
-        <w:jc w:val="left"/>
+        <w:jc w:val="LEFT"/>
       </w:pPr>
       <w:r>
         <w:rPr>
@@ -3761,8 +3518,7 @@
     <w:p>
       <w:pPr>
         <w:spacing w:before="160" w:after="80"/>
-        <w:ind w:firstLine="0"/>
-        <w:jc w:val="left"/>
+        <w:jc w:val="LEFT"/>
       </w:pPr>
       <w:r>
         <w:rPr>
@@ -3793,6 +3549,7 @@
         <w:tblW w:type="auto" w:w="0"/>
         <w:jc w:val="center"/>
         <w:tblLook w:firstColumn="1" w:firstRow="1" w:lastColumn="0" w:lastRow="0" w:noHBand="0" w:noVBand="1" w:val="04A0"/>
+        <w:tblW w:type="dxa" w:w="6900"/>
         <w:tblBorders>
           <w:top w:val="single" w:sz="6" w:space="0" w:color="000000"/>
           <w:left w:val="single" w:sz="6" w:space="0" w:color="000000"/>
@@ -3811,7 +3568,7 @@
       <w:tr>
         <w:tc>
           <w:tcPr>
-            <w:tcW w:type="dxa" w:w="2800"/>
+            <w:tcW w:type="dxa" w:w="3000"/>
             <w:shd w:val="clear" w:color="auto" w:fill="D9E2F3"/>
             <w:vAlign w:val="center"/>
             <w:tcBorders>
@@ -3831,8 +3588,6 @@
             <w:pPr>
               <w:jc w:val="center"/>
             </w:pPr>
-            <w:spacing/>
-            <w:jc w:val="CENTER"/>
             <w:r>
               <w:rPr>
                 <w:rFonts w:ascii="SimHei" w:hAnsi="SimHei" w:eastAsia="黑体"/>
@@ -3840,13 +3595,13 @@
                 <w:sz w:val="21"/>
                 <w:szCs w:val="21"/>
               </w:rPr>
-              <w:t/>
+              <w:t xml:space="preserve">融合策略</w:t>
             </w:r>
           </w:p>
         </w:tc>
         <w:tc>
           <w:tcPr>
-            <w:tcW w:type="dxa" w:w="1100"/>
+            <w:tcW w:type="dxa" w:w="1300"/>
             <w:shd w:val="clear" w:color="auto" w:fill="D9E2F3"/>
             <w:vAlign w:val="center"/>
             <w:tcBorders>
@@ -3866,8 +3621,6 @@
             <w:pPr>
               <w:jc w:val="center"/>
             </w:pPr>
-            <w:spacing/>
-            <w:jc w:val="CENTER"/>
             <w:r>
               <w:rPr>
                 <w:rFonts w:ascii="SimHei" w:hAnsi="SimHei" w:eastAsia="黑体"/>
@@ -3875,13 +3628,13 @@
                 <w:sz w:val="21"/>
                 <w:szCs w:val="21"/>
               </w:rPr>
-              <w:t/>
+              <w:t xml:space="preserve">准确率(%)</w:t>
             </w:r>
           </w:p>
         </w:tc>
         <w:tc>
           <w:tcPr>
-            <w:tcW w:type="dxa" w:w="1100"/>
+            <w:tcW w:type="dxa" w:w="1300"/>
             <w:shd w:val="clear" w:color="auto" w:fill="D9E2F3"/>
             <w:vAlign w:val="center"/>
             <w:tcBorders>
@@ -3901,8 +3654,6 @@
             <w:pPr>
               <w:jc w:val="center"/>
             </w:pPr>
-            <w:spacing/>
-            <w:jc w:val="CENTER"/>
             <w:r>
               <w:rPr>
                 <w:rFonts w:ascii="SimHei" w:hAnsi="SimHei" w:eastAsia="黑体"/>
@@ -3910,13 +3661,13 @@
                 <w:sz w:val="21"/>
                 <w:szCs w:val="21"/>
               </w:rPr>
-              <w:t/>
+              <w:t xml:space="preserve">精确率(%)</w:t>
             </w:r>
           </w:p>
         </w:tc>
         <w:tc>
           <w:tcPr>
-            <w:tcW w:type="dxa" w:w="1100"/>
+            <w:tcW w:type="dxa" w:w="1300"/>
             <w:shd w:val="clear" w:color="auto" w:fill="D9E2F3"/>
             <w:vAlign w:val="center"/>
             <w:tcBorders>
@@ -3936,8 +3687,6 @@
             <w:pPr>
               <w:jc w:val="center"/>
             </w:pPr>
-            <w:spacing/>
-            <w:jc w:val="CENTER"/>
             <w:r>
               <w:rPr>
                 <w:rFonts w:ascii="SimHei" w:hAnsi="SimHei" w:eastAsia="黑体"/>
@@ -3945,7 +3694,7 @@
                 <w:sz w:val="21"/>
                 <w:szCs w:val="21"/>
               </w:rPr>
-              <w:t/>
+              <w:t xml:space="preserve">召回率(%)</w:t>
             </w:r>
           </w:p>
         </w:tc>
@@ -3953,7 +3702,7 @@
       <w:tr>
         <w:tc>
           <w:tcPr>
-            <w:tcW w:type="dxa" w:w="2800"/>
+            <w:tcW w:type="dxa" w:w="3000"/>
             <w:vAlign w:val="center"/>
             <w:tcBorders>
               <w:top w:val="single" w:sz="6" w:space="0" w:color="000000"/>
@@ -3972,22 +3721,19 @@
             <w:pPr>
               <w:jc w:val="center"/>
             </w:pPr>
-            <w:spacing/>
-            <w:jc w:val="CENTER"/>
             <w:r>
               <w:rPr>
                 <w:rFonts w:ascii="SimSun" w:hAnsi="SimSun" w:eastAsia="宋体"/>
-                <w:b/>
                 <w:sz w:val="21"/>
                 <w:szCs w:val="21"/>
               </w:rPr>
-              <w:t/>
+              <w:t xml:space="preserve">纯2D检测</w:t>
             </w:r>
           </w:p>
         </w:tc>
         <w:tc>
           <w:tcPr>
-            <w:tcW w:type="dxa" w:w="1100"/>
+            <w:tcW w:type="dxa" w:w="1300"/>
             <w:vAlign w:val="center"/>
             <w:tcBorders>
               <w:top w:val="single" w:sz="6" w:space="0" w:color="000000"/>
@@ -4006,22 +3752,19 @@
             <w:pPr>
               <w:jc w:val="center"/>
             </w:pPr>
-            <w:spacing/>
-            <w:jc w:val="CENTER"/>
             <w:r>
               <w:rPr>
                 <w:rFonts w:ascii="SimSun" w:hAnsi="SimSun" w:eastAsia="宋体"/>
-                <w:b/>
                 <w:sz w:val="21"/>
                 <w:szCs w:val="21"/>
               </w:rPr>
-              <w:t/>
+              <w:t xml:space="preserve">92.3</w:t>
             </w:r>
           </w:p>
         </w:tc>
         <w:tc>
           <w:tcPr>
-            <w:tcW w:type="dxa" w:w="1100"/>
+            <w:tcW w:type="dxa" w:w="1300"/>
             <w:vAlign w:val="center"/>
             <w:tcBorders>
               <w:top w:val="single" w:sz="6" w:space="0" w:color="000000"/>
@@ -4040,22 +3783,19 @@
             <w:pPr>
               <w:jc w:val="center"/>
             </w:pPr>
-            <w:spacing/>
-            <w:jc w:val="CENTER"/>
             <w:r>
               <w:rPr>
                 <w:rFonts w:ascii="SimSun" w:hAnsi="SimSun" w:eastAsia="宋体"/>
-                <w:b/>
                 <w:sz w:val="21"/>
                 <w:szCs w:val="21"/>
               </w:rPr>
-              <w:t/>
+              <w:t xml:space="preserve">90.8</w:t>
             </w:r>
           </w:p>
         </w:tc>
         <w:tc>
           <w:tcPr>
-            <w:tcW w:type="dxa" w:w="1100"/>
+            <w:tcW w:type="dxa" w:w="1300"/>
             <w:vAlign w:val="center"/>
             <w:tcBorders>
               <w:top w:val="single" w:sz="6" w:space="0" w:color="000000"/>
@@ -4074,16 +3814,13 @@
             <w:pPr>
               <w:jc w:val="center"/>
             </w:pPr>
-            <w:spacing/>
-            <w:jc w:val="CENTER"/>
             <w:r>
               <w:rPr>
                 <w:rFonts w:ascii="SimSun" w:hAnsi="SimSun" w:eastAsia="宋体"/>
-                <w:b/>
                 <w:sz w:val="21"/>
                 <w:szCs w:val="21"/>
               </w:rPr>
-              <w:t/>
+              <w:t xml:space="preserve">94.1</w:t>
             </w:r>
           </w:p>
         </w:tc>
@@ -4091,7 +3828,7 @@
       <w:tr>
         <w:tc>
           <w:tcPr>
-            <w:tcW w:type="dxa" w:w="2800"/>
+            <w:tcW w:type="dxa" w:w="3000"/>
             <w:vAlign w:val="center"/>
             <w:tcBorders>
               <w:top w:val="single" w:sz="6" w:space="0" w:color="000000"/>
@@ -4110,22 +3847,19 @@
             <w:pPr>
               <w:jc w:val="center"/>
             </w:pPr>
-            <w:spacing/>
-            <w:jc w:val="CENTER"/>
             <w:r>
               <w:rPr>
                 <w:rFonts w:ascii="SimSun" w:hAnsi="SimSun" w:eastAsia="宋体"/>
-                <w:b/>
                 <w:sz w:val="21"/>
                 <w:szCs w:val="21"/>
               </w:rPr>
-              <w:t/>
+              <w:t xml:space="preserve">固定权重融合（w2D=0.7, w3D=0.2, wIMU=0.1）</w:t>
             </w:r>
           </w:p>
         </w:tc>
         <w:tc>
           <w:tcPr>
-            <w:tcW w:type="dxa" w:w="1100"/>
+            <w:tcW w:type="dxa" w:w="1300"/>
             <w:vAlign w:val="center"/>
             <w:tcBorders>
               <w:top w:val="single" w:sz="6" w:space="0" w:color="000000"/>
@@ -4144,22 +3878,19 @@
             <w:pPr>
               <w:jc w:val="center"/>
             </w:pPr>
-            <w:spacing/>
-            <w:jc w:val="CENTER"/>
             <w:r>
               <w:rPr>
                 <w:rFonts w:ascii="SimSun" w:hAnsi="SimSun" w:eastAsia="宋体"/>
-                <w:b/>
                 <w:sz w:val="21"/>
                 <w:szCs w:val="21"/>
               </w:rPr>
-              <w:t/>
+              <w:t xml:space="preserve">95.1</w:t>
             </w:r>
           </w:p>
         </w:tc>
         <w:tc>
           <w:tcPr>
-            <w:tcW w:type="dxa" w:w="1100"/>
+            <w:tcW w:type="dxa" w:w="1300"/>
             <w:vAlign w:val="center"/>
             <w:tcBorders>
               <w:top w:val="single" w:sz="6" w:space="0" w:color="000000"/>
@@ -4178,22 +3909,19 @@
             <w:pPr>
               <w:jc w:val="center"/>
             </w:pPr>
-            <w:spacing/>
-            <w:jc w:val="CENTER"/>
             <w:r>
               <w:rPr>
                 <w:rFonts w:ascii="SimSun" w:hAnsi="SimSun" w:eastAsia="宋体"/>
-                <w:b/>
                 <w:sz w:val="21"/>
                 <w:szCs w:val="21"/>
               </w:rPr>
-              <w:t/>
+              <w:t xml:space="preserve">94.3</w:t>
             </w:r>
           </w:p>
         </w:tc>
         <w:tc>
           <w:tcPr>
-            <w:tcW w:type="dxa" w:w="1100"/>
+            <w:tcW w:type="dxa" w:w="1300"/>
             <w:vAlign w:val="center"/>
             <w:tcBorders>
               <w:top w:val="single" w:sz="6" w:space="0" w:color="000000"/>
@@ -4212,16 +3940,13 @@
             <w:pPr>
               <w:jc w:val="center"/>
             </w:pPr>
-            <w:spacing/>
-            <w:jc w:val="CENTER"/>
             <w:r>
               <w:rPr>
                 <w:rFonts w:ascii="SimSun" w:hAnsi="SimSun" w:eastAsia="宋体"/>
-                <w:b/>
                 <w:sz w:val="21"/>
                 <w:szCs w:val="21"/>
               </w:rPr>
-              <w:t/>
+              <w:t xml:space="preserve">96.2</w:t>
             </w:r>
           </w:p>
         </w:tc>
@@ -4229,7 +3954,7 @@
       <w:tr>
         <w:tc>
           <w:tcPr>
-            <w:tcW w:type="dxa" w:w="2800"/>
+            <w:tcW w:type="dxa" w:w="3000"/>
             <w:vAlign w:val="center"/>
             <w:tcBorders>
               <w:top w:val="single" w:sz="6" w:space="0" w:color="000000"/>
@@ -4248,22 +3973,19 @@
             <w:pPr>
               <w:jc w:val="center"/>
             </w:pPr>
-            <w:spacing/>
-            <w:jc w:val="CENTER"/>
             <w:r>
               <w:rPr>
                 <w:rFonts w:ascii="SimSun" w:hAnsi="SimSun" w:eastAsia="宋体"/>
-                <w:b/>
                 <w:sz w:val="21"/>
                 <w:szCs w:val="21"/>
               </w:rPr>
-              <w:t/>
+              <w:t xml:space="preserve">自适应动态加权融合（本文）</w:t>
             </w:r>
           </w:p>
         </w:tc>
         <w:tc>
           <w:tcPr>
-            <w:tcW w:type="dxa" w:w="1100"/>
+            <w:tcW w:type="dxa" w:w="1300"/>
             <w:vAlign w:val="center"/>
             <w:tcBorders>
               <w:top w:val="single" w:sz="6" w:space="0" w:color="000000"/>
@@ -4282,22 +4004,19 @@
             <w:pPr>
               <w:jc w:val="center"/>
             </w:pPr>
-            <w:spacing/>
-            <w:jc w:val="CENTER"/>
             <w:r>
               <w:rPr>
                 <w:rFonts w:ascii="SimSun" w:hAnsi="SimSun" w:eastAsia="宋体"/>
-                <w:b/>
                 <w:sz w:val="21"/>
                 <w:szCs w:val="21"/>
               </w:rPr>
-              <w:t/>
+              <w:t xml:space="preserve">97.5</w:t>
             </w:r>
           </w:p>
         </w:tc>
         <w:tc>
           <w:tcPr>
-            <w:tcW w:type="dxa" w:w="1100"/>
+            <w:tcW w:type="dxa" w:w="1300"/>
             <w:vAlign w:val="center"/>
             <w:tcBorders>
               <w:top w:val="single" w:sz="6" w:space="0" w:color="000000"/>
@@ -4316,22 +4035,19 @@
             <w:pPr>
               <w:jc w:val="center"/>
             </w:pPr>
-            <w:spacing/>
-            <w:jc w:val="CENTER"/>
             <w:r>
               <w:rPr>
                 <w:rFonts w:ascii="SimSun" w:hAnsi="SimSun" w:eastAsia="宋体"/>
-                <w:b/>
                 <w:sz w:val="21"/>
                 <w:szCs w:val="21"/>
               </w:rPr>
-              <w:t/>
+              <w:t xml:space="preserve">97.1</w:t>
             </w:r>
           </w:p>
         </w:tc>
         <w:tc>
           <w:tcPr>
-            <w:tcW w:type="dxa" w:w="1100"/>
+            <w:tcW w:type="dxa" w:w="1300"/>
             <w:vAlign w:val="center"/>
             <w:tcBorders>
               <w:top w:val="single" w:sz="6" w:space="0" w:color="000000"/>
@@ -4350,16 +4066,13 @@
             <w:pPr>
               <w:jc w:val="center"/>
             </w:pPr>
-            <w:spacing/>
-            <w:jc w:val="CENTER"/>
             <w:r>
               <w:rPr>
                 <w:rFonts w:ascii="SimSun" w:hAnsi="SimSun" w:eastAsia="宋体"/>
-                <w:b/>
                 <w:sz w:val="21"/>
                 <w:szCs w:val="21"/>
               </w:rPr>
-              <w:t/>
+              <w:t xml:space="preserve">98.0</w:t>
             </w:r>
           </w:p>
         </w:tc>
@@ -4396,8 +4109,7 @@
     <w:p>
       <w:pPr>
         <w:spacing w:before="160" w:after="80"/>
-        <w:ind w:firstLine="0"/>
-        <w:jc w:val="left"/>
+        <w:jc w:val="LEFT"/>
       </w:pPr>
       <w:r>
         <w:rPr>
@@ -4431,8 +4143,7 @@
     <w:p>
       <w:pPr>
         <w:spacing w:before="280" w:after="120"/>
-        <w:ind w:firstLine="0"/>
-        <w:jc w:val="center"/>
+        <w:jc w:val="CENTER"/>
       </w:pPr>
       <w:r>
         <w:rPr>
@@ -4447,8 +4158,7 @@
     <w:p>
       <w:pPr>
         <w:spacing w:before="160" w:after="80"/>
-        <w:ind w:firstLine="0"/>
-        <w:jc w:val="left"/>
+        <w:jc w:val="LEFT"/>
       </w:pPr>
       <w:r>
         <w:rPr>
@@ -4477,8 +4187,7 @@
     <w:p>
       <w:pPr>
         <w:spacing w:before="160" w:after="80"/>
-        <w:ind w:firstLine="0"/>
-        <w:jc w:val="left"/>
+        <w:jc w:val="LEFT"/>
       </w:pPr>
       <w:r>
         <w:rPr>
@@ -4507,8 +4216,7 @@
     <w:p>
       <w:pPr>
         <w:spacing w:before="160" w:after="80"/>
-        <w:ind w:firstLine="0"/>
-        <w:jc w:val="left"/>
+        <w:jc w:val="LEFT"/>
       </w:pPr>
       <w:r>
         <w:rPr>
@@ -4542,8 +4250,7 @@
     <w:p>
       <w:pPr>
         <w:spacing w:before="280" w:after="120"/>
-        <w:ind w:firstLine="0"/>
-        <w:jc w:val="center"/>
+        <w:jc w:val="CENTER"/>
       </w:pPr>
       <w:r>
         <w:rPr>
